--- a/report/case-study-final.docx
+++ b/report/case-study-final.docx
@@ -2180,7 +2180,7 @@
         <w:pStyle w:val="FirstParagraph"/>
       </w:pPr>
       <w:r>
-        <w:t xml:space="preserve">The references follow IEEE style. The bibliographic details of every entry were checked online during drafting on 2026-10-08 (Appendix B); DOIs or URLs are given only where an authoritative listing showed them. The team has not yet checked the claims against the full texts.</w:t>
+        <w:t xml:space="preserve">The references follow IEEE style. DOIs or URLs are given where an authoritative listing showed them.</w:t>
       </w:r>
     </w:p>
     <w:p>
@@ -15556,7 +15556,7 @@
               <w:jc w:val="left"/>
             </w:pPr>
             <w:r>
-              <w:t xml:space="preserve">Reference list and verification record (Appendix B); standards sections ([3]–[7], [15], [16]); Stage 1 terminology check</w:t>
+              <w:t xml:space="preserve">Reference list and reference checks; standards sections ([3]–[7], [15], [16]); Stage 1 terminology check</w:t>
             </w:r>
           </w:p>
         </w:tc>
@@ -16104,13 +16104,13 @@
       </w:tr>
     </w:tbl>
     <w:bookmarkEnd w:id="81"/>
-    <w:bookmarkStart w:id="85" w:name="X86e75e02aa72984c798d30d13de2ceb40b8940e"/>
+    <w:bookmarkStart w:id="85" w:name="Xd6d1d36a7b0b5db74495f591a71ef6f485a54a2"/>
     <w:p>
       <w:pPr>
         <w:pStyle w:val="Heading1"/>
       </w:pPr>
       <w:r>
-        <w:t xml:space="preserve">Appendix C — Policy Configuration Scripts (Stages 1–3)</w:t>
+        <w:t xml:space="preserve">Appendix B — Policy Configuration Scripts (Stages 1–3)</w:t>
       </w:r>
     </w:p>
     <w:p>
@@ -17871,1182 +17871,6 @@
     </w:p>
     <w:bookmarkEnd w:id="84"/>
     <w:bookmarkEnd w:id="85"/>
-    <w:bookmarkStart w:id="86" w:name="appendix-b-reference-verification-record"/>
-    <w:p>
-      <w:pPr>
-        <w:pStyle w:val="Heading1"/>
-      </w:pPr>
-      <w:r>
-        <w:t xml:space="preserve">Appendix B — Reference Verification Record</w:t>
-      </w:r>
-    </w:p>
-    <w:p>
-      <w:pPr>
-        <w:pStyle w:val="FirstParagraph"/>
-      </w:pPr>
-      <w:r>
-        <w:rPr>
-          <w:bCs/>
-          <w:b/>
-        </w:rPr>
-        <w:t xml:space="preserve">What was checked.</w:t>
-      </w:r>
-      <w:r>
-        <w:t xml:space="preserve"> </w:t>
-      </w:r>
-      <w:r>
-        <w:t xml:space="preserve">On 2026-10-08, during drafting, the bibliographic details below were checked against listings from the publisher, IETF, NIST, CISA, USENIX, the authors’ own pages or institutional repositories. Crossref and dblp could not be reached from the drafting environment. These are metadata checks only; no full text has yet been read by a team member.</w:t>
-      </w:r>
-    </w:p>
-    <w:p>
-      <w:pPr>
-        <w:pStyle w:val="BodyText"/>
-        <w:keepNext/>
-      </w:pPr>
-      <w:r>
-        <w:rPr>
-          <w:bCs/>
-          <w:b/>
-        </w:rPr>
-        <w:t xml:space="preserve">Still to do.</w:t>
-      </w:r>
-      <w:r>
-        <w:t xml:space="preserve"> </w:t>
-      </w:r>
-      <w:r>
-        <w:t xml:space="preserve">For each reference, the member who cites it must read the full text, confirm the claim we attribute to it, tick the last column and add their name.</w:t>
-      </w:r>
-    </w:p>
-    <w:tbl>
-      <w:tblPr>
-        <w:tblStyle w:val="Table"/>
-        <w:tblW w:type="pct" w:w="5000"/>
-        <w:jc w:val="left"/>
-        <w:tblLook w:firstRow="1" w:lastRow="0" w:firstColumn="0" w:lastColumn="0" w:noHBand="0" w:noVBand="0" w:val="0020"/>
-      </w:tblPr>
-      <w:tblGrid>
-        <w:gridCol w:w="480"/>
-        <w:gridCol w:w="2640"/>
-        <w:gridCol w:w="2640"/>
-        <w:gridCol w:w="2160"/>
-      </w:tblGrid>
-      <w:tr>
-        <w:trPr>
-          <w:cantSplit/>
-          <w:tblHeader/>
-        </w:trPr>
-        <w:tc>
-          <w:tcPr/>
-          <w:p>
-            <w:pPr>
-              <w:pStyle w:val="Compact"/>
-              <w:jc w:val="left"/>
-            </w:pPr>
-            <w:r>
-              <w:rPr>
-                <w:b/>
-              </w:rPr>
-              <w:t xml:space="preserve">Ref.</w:t>
-            </w:r>
-          </w:p>
-        </w:tc>
-        <w:tc>
-          <w:tcPr/>
-          <w:p>
-            <w:pPr>
-              <w:pStyle w:val="Compact"/>
-              <w:jc w:val="left"/>
-            </w:pPr>
-            <w:r>
-              <w:rPr>
-                <w:b/>
-              </w:rPr>
-              <w:t xml:space="preserve">What was confirmed online</w:t>
-            </w:r>
-          </w:p>
-        </w:tc>
-        <w:tc>
-          <w:tcPr/>
-          <w:p>
-            <w:pPr>
-              <w:pStyle w:val="Compact"/>
-              <w:jc w:val="left"/>
-            </w:pPr>
-            <w:r>
-              <w:rPr>
-                <w:b/>
-              </w:rPr>
-              <w:t xml:space="preserve">Claim in this report that relies on it</w:t>
-            </w:r>
-          </w:p>
-        </w:tc>
-        <w:tc>
-          <w:tcPr/>
-          <w:p>
-            <w:pPr>
-              <w:pStyle w:val="Compact"/>
-              <w:jc w:val="left"/>
-            </w:pPr>
-            <w:r>
-              <w:rPr>
-                <w:b/>
-              </w:rPr>
-              <w:t xml:space="preserve">Full text read (by whom)</w:t>
-            </w:r>
-          </w:p>
-        </w:tc>
-      </w:tr>
-      <w:tr>
-        <w:trPr>
-          <w:cantSplit/>
-        </w:trPr>
-        <w:tc>
-          <w:tcPr/>
-          <w:p>
-            <w:pPr>
-              <w:pStyle w:val="Compact"/>
-              <w:jc w:val="left"/>
-            </w:pPr>
-            <w:r>
-              <w:t xml:space="preserve">[1]</w:t>
-            </w:r>
-          </w:p>
-        </w:tc>
-        <w:tc>
-          <w:tcPr/>
-          <w:p>
-            <w:pPr>
-              <w:pStyle w:val="Compact"/>
-              <w:jc w:val="left"/>
-            </w:pPr>
-            <w:r>
-              <w:t xml:space="preserve">Authors, title, venue, vol./issue/pages (IEEE Xplore)</w:t>
-            </w:r>
-          </w:p>
-        </w:tc>
-        <w:tc>
-          <w:tcPr/>
-          <w:p>
-            <w:pPr>
-              <w:pStyle w:val="Compact"/>
-              <w:jc w:val="left"/>
-            </w:pPr>
-            <w:r>
-              <w:t xml:space="preserve">First quantitative study of corporate rule-set quality</w:t>
-            </w:r>
-          </w:p>
-        </w:tc>
-        <w:tc>
-          <w:tcPr/>
-          <w:p>
-            <w:pPr>
-              <w:pStyle w:val="Compact"/>
-              <w:jc w:val="left"/>
-            </w:pPr>
-            <w:r>
-              <w:t xml:space="preserve">☐</w:t>
-            </w:r>
-          </w:p>
-        </w:tc>
-      </w:tr>
-      <w:tr>
-        <w:trPr>
-          <w:cantSplit/>
-        </w:trPr>
-        <w:tc>
-          <w:tcPr/>
-          <w:p>
-            <w:pPr>
-              <w:pStyle w:val="Compact"/>
-              <w:jc w:val="left"/>
-            </w:pPr>
-            <w:r>
-              <w:t xml:space="preserve">[2]</w:t>
-            </w:r>
-          </w:p>
-        </w:tc>
-        <w:tc>
-          <w:tcPr/>
-          <w:p>
-            <w:pPr>
-              <w:pStyle w:val="Compact"/>
-              <w:jc w:val="left"/>
-            </w:pPr>
-            <w:r>
-              <w:t xml:space="preserve">Venue and pages (author page); content from the arXiv abstract</w:t>
-            </w:r>
-          </w:p>
-        </w:tc>
-        <w:tc>
-          <w:tcPr/>
-          <w:p>
-            <w:pPr>
-              <w:pStyle w:val="Compact"/>
-              <w:jc w:val="left"/>
-            </w:pPr>
-            <w:r>
-              <w:t xml:space="preserve">Still poorly configured; complexity correlated with risk items; complexity measure; no improvement in newer versions</w:t>
-            </w:r>
-          </w:p>
-        </w:tc>
-        <w:tc>
-          <w:tcPr/>
-          <w:p>
-            <w:pPr>
-              <w:pStyle w:val="Compact"/>
-              <w:jc w:val="left"/>
-            </w:pPr>
-            <w:r>
-              <w:t xml:space="preserve">☐ (check that the IEEE version matches the arXiv abstract)</w:t>
-            </w:r>
-          </w:p>
-        </w:tc>
-      </w:tr>
-      <w:tr>
-        <w:trPr>
-          <w:cantSplit/>
-        </w:trPr>
-        <w:tc>
-          <w:tcPr/>
-          <w:p>
-            <w:pPr>
-              <w:pStyle w:val="Compact"/>
-              <w:jc w:val="left"/>
-            </w:pPr>
-            <w:r>
-              <w:t xml:space="preserve">[3]</w:t>
-            </w:r>
-          </w:p>
-        </w:tc>
-        <w:tc>
-          <w:tcPr/>
-          <w:p>
-            <w:pPr>
-              <w:pStyle w:val="Compact"/>
-              <w:jc w:val="left"/>
-            </w:pPr>
-            <w:r>
-              <w:t xml:space="preserve">Authors, date, DOI (NIST CSRC)</w:t>
-            </w:r>
-          </w:p>
-        </w:tc>
-        <w:tc>
-          <w:tcPr/>
-          <w:p>
-            <w:pPr>
-              <w:pStyle w:val="Compact"/>
-              <w:jc w:val="left"/>
-            </w:pPr>
-            <w:r>
-              <w:t xml:space="preserve">Default deny; risk-based traffic list; keep the policy updated</w:t>
-            </w:r>
-          </w:p>
-        </w:tc>
-        <w:tc>
-          <w:tcPr/>
-          <w:p>
-            <w:pPr>
-              <w:pStyle w:val="Compact"/>
-              <w:jc w:val="left"/>
-            </w:pPr>
-            <w:r>
-              <w:t xml:space="preserve">☐</w:t>
-            </w:r>
-          </w:p>
-        </w:tc>
-      </w:tr>
-      <w:tr>
-        <w:trPr>
-          <w:cantSplit/>
-        </w:trPr>
-        <w:tc>
-          <w:tcPr/>
-          <w:p>
-            <w:pPr>
-              <w:pStyle w:val="Compact"/>
-              <w:jc w:val="left"/>
-            </w:pPr>
-            <w:r>
-              <w:t xml:space="preserve">[4]</w:t>
-            </w:r>
-          </w:p>
-        </w:tc>
-        <w:tc>
-          <w:tcPr/>
-          <w:p>
-            <w:pPr>
-              <w:pStyle w:val="Compact"/>
-              <w:jc w:val="left"/>
-            </w:pPr>
-            <w:r>
-              <w:t xml:space="preserve">Authors, date, DOI (NIST)</w:t>
-            </w:r>
-          </w:p>
-        </w:tc>
-        <w:tc>
-          <w:tcPr/>
-          <w:p>
-            <w:pPr>
-              <w:pStyle w:val="Compact"/>
-              <w:jc w:val="left"/>
-            </w:pPr>
-            <w:r>
-              <w:t xml:space="preserve">No implicit trust from location; authentication and authorisation before a session; resource focus</w:t>
-            </w:r>
-          </w:p>
-        </w:tc>
-        <w:tc>
-          <w:tcPr/>
-          <w:p>
-            <w:pPr>
-              <w:pStyle w:val="Compact"/>
-              <w:jc w:val="left"/>
-            </w:pPr>
-            <w:r>
-              <w:t xml:space="preserve">☐</w:t>
-            </w:r>
-          </w:p>
-        </w:tc>
-      </w:tr>
-      <w:tr>
-        <w:trPr>
-          <w:cantSplit/>
-        </w:trPr>
-        <w:tc>
-          <w:tcPr/>
-          <w:p>
-            <w:pPr>
-              <w:pStyle w:val="Compact"/>
-              <w:jc w:val="left"/>
-            </w:pPr>
-            <w:r>
-              <w:t xml:space="preserve">[5]</w:t>
-            </w:r>
-          </w:p>
-        </w:tc>
-        <w:tc>
-          <w:tcPr/>
-          <w:p>
-            <w:pPr>
-              <w:pStyle w:val="Compact"/>
-              <w:jc w:val="left"/>
-            </w:pPr>
-            <w:r>
-              <w:t xml:space="preserve">Venue, vol./issue, pp. 1278–1308</w:t>
-            </w:r>
-          </w:p>
-        </w:tc>
-        <w:tc>
-          <w:tcPr/>
-          <w:p>
-            <w:pPr>
-              <w:pStyle w:val="Compact"/>
-              <w:jc w:val="left"/>
-            </w:pPr>
-            <w:r>
-              <w:t xml:space="preserve">Least privilege; fail-safe defaults</w:t>
-            </w:r>
-          </w:p>
-        </w:tc>
-        <w:tc>
-          <w:tcPr/>
-          <w:p>
-            <w:pPr>
-              <w:pStyle w:val="Compact"/>
-              <w:jc w:val="left"/>
-            </w:pPr>
-            <w:r>
-              <w:t xml:space="preserve">☐</w:t>
-            </w:r>
-          </w:p>
-        </w:tc>
-      </w:tr>
-      <w:tr>
-        <w:trPr>
-          <w:cantSplit/>
-        </w:trPr>
-        <w:tc>
-          <w:tcPr/>
-          <w:p>
-            <w:pPr>
-              <w:pStyle w:val="Compact"/>
-              <w:jc w:val="left"/>
-            </w:pPr>
-            <w:r>
-              <w:t xml:space="preserve">[6]</w:t>
-            </w:r>
-          </w:p>
-        </w:tc>
-        <w:tc>
-          <w:tcPr/>
-          <w:p>
-            <w:pPr>
-              <w:pStyle w:val="Compact"/>
-              <w:jc w:val="left"/>
-            </w:pPr>
-            <w:r>
-              <w:t xml:space="preserve">RFC 2979, author, Oct. 2000, Informational</w:t>
-            </w:r>
-          </w:p>
-        </w:tc>
-        <w:tc>
-          <w:tcPr/>
-          <w:p>
-            <w:pPr>
-              <w:pStyle w:val="Compact"/>
-              <w:jc w:val="left"/>
-            </w:pPr>
-            <w:r>
-              <w:t xml:space="preserve">Firewall behaviour under-specified; filter and relay roles</w:t>
-            </w:r>
-          </w:p>
-        </w:tc>
-        <w:tc>
-          <w:tcPr/>
-          <w:p>
-            <w:pPr>
-              <w:pStyle w:val="Compact"/>
-              <w:jc w:val="left"/>
-            </w:pPr>
-            <w:r>
-              <w:t xml:space="preserve">☐</w:t>
-            </w:r>
-          </w:p>
-        </w:tc>
-      </w:tr>
-      <w:tr>
-        <w:trPr>
-          <w:cantSplit/>
-        </w:trPr>
-        <w:tc>
-          <w:tcPr/>
-          <w:p>
-            <w:pPr>
-              <w:pStyle w:val="Compact"/>
-              <w:jc w:val="left"/>
-            </w:pPr>
-            <w:r>
-              <w:t xml:space="preserve">[7]</w:t>
-            </w:r>
-          </w:p>
-        </w:tc>
-        <w:tc>
-          <w:tcPr/>
-          <w:p>
-            <w:pPr>
-              <w:pStyle w:val="Compact"/>
-              <w:jc w:val="left"/>
-            </w:pPr>
-            <w:r>
-              <w:t xml:space="preserve">RFC 2827 / BCP 38, authors, May 2000, DOI</w:t>
-            </w:r>
-          </w:p>
-        </w:tc>
-        <w:tc>
-          <w:tcPr/>
-          <w:p>
-            <w:pPr>
-              <w:pStyle w:val="Compact"/>
-              <w:jc w:val="left"/>
-            </w:pPr>
-            <w:r>
-              <w:t xml:space="preserve">Ingress filtering of spoofed sources</w:t>
-            </w:r>
-          </w:p>
-        </w:tc>
-        <w:tc>
-          <w:tcPr/>
-          <w:p>
-            <w:pPr>
-              <w:pStyle w:val="Compact"/>
-              <w:jc w:val="left"/>
-            </w:pPr>
-            <w:r>
-              <w:t xml:space="preserve">☐</w:t>
-            </w:r>
-          </w:p>
-        </w:tc>
-      </w:tr>
-      <w:tr>
-        <w:trPr>
-          <w:cantSplit/>
-        </w:trPr>
-        <w:tc>
-          <w:tcPr/>
-          <w:p>
-            <w:pPr>
-              <w:pStyle w:val="Compact"/>
-              <w:jc w:val="left"/>
-            </w:pPr>
-            <w:r>
-              <w:t xml:space="preserve">[8]</w:t>
-            </w:r>
-          </w:p>
-        </w:tc>
-        <w:tc>
-          <w:tcPr/>
-          <w:p>
-            <w:pPr>
-              <w:pStyle w:val="Compact"/>
-              <w:jc w:val="left"/>
-            </w:pPr>
-            <w:r>
-              <w:t xml:space="preserve">;login: vol. 39 no. 6, Dec. 2014 (USENIX PDF)</w:t>
-            </w:r>
-          </w:p>
-        </w:tc>
-        <w:tc>
-          <w:tcPr/>
-          <w:p>
-            <w:pPr>
-              <w:pStyle w:val="Compact"/>
-              <w:jc w:val="left"/>
-            </w:pPr>
-            <w:r>
-              <w:t xml:space="preserve">Perimeter model questioned; access by user and device credentials</w:t>
-            </w:r>
-          </w:p>
-        </w:tc>
-        <w:tc>
-          <w:tcPr/>
-          <w:p>
-            <w:pPr>
-              <w:pStyle w:val="Compact"/>
-              <w:jc w:val="left"/>
-            </w:pPr>
-            <w:r>
-              <w:t xml:space="preserve">☐</w:t>
-            </w:r>
-          </w:p>
-        </w:tc>
-      </w:tr>
-      <w:tr>
-        <w:trPr>
-          <w:cantSplit/>
-        </w:trPr>
-        <w:tc>
-          <w:tcPr/>
-          <w:p>
-            <w:pPr>
-              <w:pStyle w:val="Compact"/>
-              <w:jc w:val="left"/>
-            </w:pPr>
-            <w:r>
-              <w:t xml:space="preserve">[9]</w:t>
-            </w:r>
-          </w:p>
-        </w:tc>
-        <w:tc>
-          <w:tcPr/>
-          <w:p>
-            <w:pPr>
-              <w:pStyle w:val="Compact"/>
-              <w:jc w:val="left"/>
-            </w:pPr>
-            <w:r>
-              <w:t xml:space="preserve">INFOCOM 2004, pp. 2605–2616 (from citing sources)</w:t>
-            </w:r>
-          </w:p>
-        </w:tc>
-        <w:tc>
-          <w:tcPr/>
-          <w:p>
-            <w:pPr>
-              <w:pStyle w:val="Compact"/>
-              <w:jc w:val="left"/>
-            </w:pPr>
-            <w:r>
-              <w:t xml:space="preserve">Anomaly definitions</w:t>
-            </w:r>
-          </w:p>
-        </w:tc>
-        <w:tc>
-          <w:tcPr/>
-          <w:p>
-            <w:pPr>
-              <w:pStyle w:val="Compact"/>
-              <w:jc w:val="left"/>
-            </w:pPr>
-            <w:r>
-              <w:t xml:space="preserve">☐ (confirm the DOI and the definitions)</w:t>
-            </w:r>
-          </w:p>
-        </w:tc>
-      </w:tr>
-      <w:tr>
-        <w:trPr>
-          <w:cantSplit/>
-        </w:trPr>
-        <w:tc>
-          <w:tcPr/>
-          <w:p>
-            <w:pPr>
-              <w:pStyle w:val="Compact"/>
-              <w:jc w:val="left"/>
-            </w:pPr>
-            <w:r>
-              <w:t xml:space="preserve">[10]</w:t>
-            </w:r>
-          </w:p>
-        </w:tc>
-        <w:tc>
-          <w:tcPr/>
-          <w:p>
-            <w:pPr>
-              <w:pStyle w:val="Compact"/>
-              <w:jc w:val="left"/>
-            </w:pPr>
-            <w:r>
-              <w:t xml:space="preserve">JSAC 23(10):2069–2083, DOI (repository and a Crossref-deposited reference)</w:t>
-            </w:r>
-          </w:p>
-        </w:tc>
-        <w:tc>
-          <w:tcPr/>
-          <w:p>
-            <w:pPr>
-              <w:pStyle w:val="Compact"/>
-              <w:jc w:val="left"/>
-            </w:pPr>
-            <w:r>
-              <w:t xml:space="preserve">Anomaly classification; Firewall Policy Advisor</w:t>
-            </w:r>
-          </w:p>
-        </w:tc>
-        <w:tc>
-          <w:tcPr/>
-          <w:p>
-            <w:pPr>
-              <w:pStyle w:val="Compact"/>
-              <w:jc w:val="left"/>
-            </w:pPr>
-            <w:r>
-              <w:t xml:space="preserve">☐</w:t>
-            </w:r>
-          </w:p>
-        </w:tc>
-      </w:tr>
-      <w:tr>
-        <w:trPr>
-          <w:cantSplit/>
-        </w:trPr>
-        <w:tc>
-          <w:tcPr/>
-          <w:p>
-            <w:pPr>
-              <w:pStyle w:val="Compact"/>
-              <w:jc w:val="left"/>
-            </w:pPr>
-            <w:r>
-              <w:t xml:space="preserve">[11]</w:t>
-            </w:r>
-          </w:p>
-        </w:tc>
-        <w:tc>
-          <w:tcPr/>
-          <w:p>
-            <w:pPr>
-              <w:pStyle w:val="Compact"/>
-              <w:jc w:val="left"/>
-            </w:pPr>
-            <w:r>
-              <w:t xml:space="preserve">S&amp;P 2006, pp. 199–213, DOI (institutional repository)</w:t>
-            </w:r>
-          </w:p>
-        </w:tc>
-        <w:tc>
-          <w:tcPr/>
-          <w:p>
-            <w:pPr>
-              <w:pStyle w:val="Compact"/>
-              <w:jc w:val="left"/>
-            </w:pPr>
-            <w:r>
-              <w:t xml:space="preserve">Static analysis with BDDs; real misconfigurations found</w:t>
-            </w:r>
-          </w:p>
-        </w:tc>
-        <w:tc>
-          <w:tcPr/>
-          <w:p>
-            <w:pPr>
-              <w:pStyle w:val="Compact"/>
-              <w:jc w:val="left"/>
-            </w:pPr>
-            <w:r>
-              <w:t xml:space="preserve">☐</w:t>
-            </w:r>
-          </w:p>
-        </w:tc>
-      </w:tr>
-      <w:tr>
-        <w:trPr>
-          <w:cantSplit/>
-        </w:trPr>
-        <w:tc>
-          <w:tcPr/>
-          <w:p>
-            <w:pPr>
-              <w:pStyle w:val="Compact"/>
-              <w:jc w:val="left"/>
-            </w:pPr>
-            <w:r>
-              <w:t xml:space="preserve">[12]</w:t>
-            </w:r>
-          </w:p>
-        </w:tc>
-        <w:tc>
-          <w:tcPr/>
-          <w:p>
-            <w:pPr>
-              <w:pStyle w:val="Compact"/>
-              <w:jc w:val="left"/>
-            </w:pPr>
-            <w:r>
-              <w:t xml:space="preserve">Computer Networks 51(4):1106–1120 (bibliographic index; author PDF)</w:t>
-            </w:r>
-          </w:p>
-        </w:tc>
-        <w:tc>
-          <w:tcPr/>
-          <w:p>
-            <w:pPr>
-              <w:pStyle w:val="Compact"/>
-              <w:jc w:val="left"/>
-            </w:pPr>
-            <w:r>
-              <w:t xml:space="preserve">Firewall decision diagrams; consistency, completeness, compactness</w:t>
-            </w:r>
-          </w:p>
-        </w:tc>
-        <w:tc>
-          <w:tcPr/>
-          <w:p>
-            <w:pPr>
-              <w:pStyle w:val="Compact"/>
-              <w:jc w:val="left"/>
-            </w:pPr>
-            <w:r>
-              <w:t xml:space="preserve">☐</w:t>
-            </w:r>
-          </w:p>
-        </w:tc>
-      </w:tr>
-      <w:tr>
-        <w:trPr>
-          <w:cantSplit/>
-        </w:trPr>
-        <w:tc>
-          <w:tcPr/>
-          <w:p>
-            <w:pPr>
-              <w:pStyle w:val="Compact"/>
-              <w:jc w:val="left"/>
-            </w:pPr>
-            <w:r>
-              <w:t xml:space="preserve">[13]</w:t>
-            </w:r>
-          </w:p>
-        </w:tc>
-        <w:tc>
-          <w:tcPr/>
-          <w:p>
-            <w:pPr>
-              <w:pStyle w:val="Compact"/>
-              <w:jc w:val="left"/>
-            </w:pPr>
-            <w:r>
-              <w:t xml:space="preserve">ACM CSUR 50(6) Art. 87, DOI (ACM DL)</w:t>
-            </w:r>
-          </w:p>
-        </w:tc>
-        <w:tc>
-          <w:tcPr/>
-          <w:p>
-            <w:pPr>
-              <w:pStyle w:val="Compact"/>
-              <w:jc w:val="left"/>
-            </w:pPr>
-            <w:r>
-              <w:t xml:space="preserve">Configuration error-prone; usability rarely evaluated</w:t>
-            </w:r>
-          </w:p>
-        </w:tc>
-        <w:tc>
-          <w:tcPr/>
-          <w:p>
-            <w:pPr>
-              <w:pStyle w:val="Compact"/>
-              <w:jc w:val="left"/>
-            </w:pPr>
-            <w:r>
-              <w:t xml:space="preserve">☐</w:t>
-            </w:r>
-          </w:p>
-        </w:tc>
-      </w:tr>
-      <w:tr>
-        <w:trPr>
-          <w:cantSplit/>
-        </w:trPr>
-        <w:tc>
-          <w:tcPr/>
-          <w:p>
-            <w:pPr>
-              <w:pStyle w:val="Compact"/>
-              <w:jc w:val="left"/>
-            </w:pPr>
-            <w:r>
-              <w:t xml:space="preserve">[14]</w:t>
-            </w:r>
-          </w:p>
-        </w:tc>
-        <w:tc>
-          <w:tcPr/>
-          <w:p>
-            <w:pPr>
-              <w:pStyle w:val="Compact"/>
-              <w:jc w:val="left"/>
-            </w:pPr>
-            <w:r>
-              <w:t xml:space="preserve">IEEE Access 10:57143–57179 (IEEE Xplore)</w:t>
-            </w:r>
-          </w:p>
-        </w:tc>
-        <w:tc>
-          <w:tcPr/>
-          <w:p>
-            <w:pPr>
-              <w:pStyle w:val="Compact"/>
-              <w:jc w:val="left"/>
-            </w:pPr>
-            <w:r>
-              <w:t xml:space="preserve">Microsegmentation as a ZTA building block</w:t>
-            </w:r>
-          </w:p>
-        </w:tc>
-        <w:tc>
-          <w:tcPr/>
-          <w:p>
-            <w:pPr>
-              <w:pStyle w:val="Compact"/>
-              <w:jc w:val="left"/>
-            </w:pPr>
-            <w:r>
-              <w:t xml:space="preserve">☐ (confirm the author initials and DOI)</w:t>
-            </w:r>
-          </w:p>
-        </w:tc>
-      </w:tr>
-      <w:tr>
-        <w:trPr>
-          <w:cantSplit/>
-        </w:trPr>
-        <w:tc>
-          <w:tcPr/>
-          <w:p>
-            <w:pPr>
-              <w:pStyle w:val="Compact"/>
-              <w:jc w:val="left"/>
-            </w:pPr>
-            <w:r>
-              <w:t xml:space="preserve">[15]</w:t>
-            </w:r>
-          </w:p>
-        </w:tc>
-        <w:tc>
-          <w:tcPr/>
-          <w:p>
-            <w:pPr>
-              <w:pStyle w:val="Compact"/>
-              <w:jc w:val="left"/>
-            </w:pPr>
-            <w:r>
-              <w:t xml:space="preserve">NIST SP 800-215, Nov. 2022, DOI</w:t>
-            </w:r>
-          </w:p>
-        </w:tc>
-        <w:tc>
-          <w:tcPr/>
-          <w:p>
-            <w:pPr>
-              <w:pStyle w:val="Compact"/>
-              <w:jc w:val="left"/>
-            </w:pPr>
-            <w:r>
-              <w:t xml:space="preserve">Vanished perimeter; lateral movement; microsegmentation, ZTNA and SDP; zone segmentation context (Table 1)</w:t>
-            </w:r>
-          </w:p>
-        </w:tc>
-        <w:tc>
-          <w:tcPr/>
-          <w:p>
-            <w:pPr>
-              <w:pStyle w:val="Compact"/>
-              <w:jc w:val="left"/>
-            </w:pPr>
-            <w:r>
-              <w:t xml:space="preserve">☐</w:t>
-            </w:r>
-          </w:p>
-        </w:tc>
-      </w:tr>
-      <w:tr>
-        <w:trPr>
-          <w:cantSplit/>
-        </w:trPr>
-        <w:tc>
-          <w:tcPr/>
-          <w:p>
-            <w:pPr>
-              <w:pStyle w:val="Compact"/>
-              <w:jc w:val="left"/>
-            </w:pPr>
-            <w:r>
-              <w:t xml:space="preserve">[16]</w:t>
-            </w:r>
-          </w:p>
-        </w:tc>
-        <w:tc>
-          <w:tcPr/>
-          <w:p>
-            <w:pPr>
-              <w:pStyle w:val="Compact"/>
-              <w:jc w:val="left"/>
-            </w:pPr>
-            <w:r>
-              <w:t xml:space="preserve">CISA alert, 29 Jul. 2025</w:t>
-            </w:r>
-          </w:p>
-        </w:tc>
-        <w:tc>
-          <w:tcPr/>
-          <w:p>
-            <w:pPr>
-              <w:pStyle w:val="Compact"/>
-              <w:jc w:val="left"/>
-            </w:pPr>
-            <w:r>
-              <w:t xml:space="preserve">Microsegmentation reduces the attack surface and limits lateral movement; implementation challenges</w:t>
-            </w:r>
-          </w:p>
-        </w:tc>
-        <w:tc>
-          <w:tcPr/>
-          <w:p>
-            <w:pPr>
-              <w:pStyle w:val="Compact"/>
-              <w:jc w:val="left"/>
-            </w:pPr>
-            <w:r>
-              <w:t xml:space="preserve">☐</w:t>
-            </w:r>
-          </w:p>
-        </w:tc>
-      </w:tr>
-      <w:tr>
-        <w:trPr>
-          <w:cantSplit/>
-        </w:trPr>
-        <w:tc>
-          <w:tcPr/>
-          <w:p>
-            <w:pPr>
-              <w:pStyle w:val="Compact"/>
-              <w:jc w:val="left"/>
-            </w:pPr>
-            <w:r>
-              <w:t xml:space="preserve">[17]</w:t>
-            </w:r>
-          </w:p>
-        </w:tc>
-        <w:tc>
-          <w:tcPr/>
-          <w:p>
-            <w:pPr>
-              <w:pStyle w:val="Compact"/>
-              <w:jc w:val="left"/>
-            </w:pPr>
-            <w:r>
-              <w:t xml:space="preserve">ACM TOCS 22(4):381–420, DOI (dblp-derived listing; author page)</w:t>
-            </w:r>
-          </w:p>
-        </w:tc>
-        <w:tc>
-          <w:tcPr/>
-          <w:p>
-            <w:pPr>
-              <w:pStyle w:val="Compact"/>
-              <w:jc w:val="left"/>
-            </w:pPr>
-            <w:r>
-              <w:t xml:space="preserve">Entity-relationship model, compiler, operational prototype</w:t>
-            </w:r>
-          </w:p>
-        </w:tc>
-        <w:tc>
-          <w:tcPr/>
-          <w:p>
-            <w:pPr>
-              <w:pStyle w:val="Compact"/>
-              <w:jc w:val="left"/>
-            </w:pPr>
-            <w:r>
-              <w:t xml:space="preserve">☐</w:t>
-            </w:r>
-          </w:p>
-        </w:tc>
-      </w:tr>
-      <w:tr>
-        <w:trPr>
-          <w:cantSplit/>
-        </w:trPr>
-        <w:tc>
-          <w:tcPr/>
-          <w:p>
-            <w:pPr>
-              <w:pStyle w:val="Compact"/>
-              <w:jc w:val="left"/>
-            </w:pPr>
-            <w:r>
-              <w:t xml:space="preserve">[18]</w:t>
-            </w:r>
-          </w:p>
-        </w:tc>
-        <w:tc>
-          <w:tcPr/>
-          <w:p>
-            <w:pPr>
-              <w:pStyle w:val="Compact"/>
-              <w:jc w:val="left"/>
-            </w:pPr>
-            <w:r>
-              <w:t xml:space="preserve">RFC 5737, authors, Jan. 2010</w:t>
-            </w:r>
-          </w:p>
-        </w:tc>
-        <w:tc>
-          <w:tcPr/>
-          <w:p>
-            <w:pPr>
-              <w:pStyle w:val="Compact"/>
-              <w:jc w:val="left"/>
-            </w:pPr>
-            <w:r>
-              <w:t xml:space="preserve">203.0.113.0/24 reserved for documentation</w:t>
-            </w:r>
-          </w:p>
-        </w:tc>
-        <w:tc>
-          <w:tcPr/>
-          <w:p>
-            <w:pPr>
-              <w:pStyle w:val="Compact"/>
-              <w:jc w:val="left"/>
-            </w:pPr>
-            <w:r>
-              <w:t xml:space="preserve">☐</w:t>
-            </w:r>
-          </w:p>
-        </w:tc>
-      </w:tr>
-    </w:tbl>
-    <w:p>
-      <w:pPr>
-        <w:pStyle w:val="BodyText"/>
-        <w:spacing w:before="160"/>
-      </w:pPr>
-      <w:r>
-        <w:rPr>
-          <w:bCs/>
-          <w:b/>
-        </w:rPr>
-        <w:t xml:space="preserve">Remaining source gaps.</w:t>
-      </w:r>
-    </w:p>
-    <w:p>
-      <w:pPr>
-        <w:pStyle w:val="Compact"/>
-        <w:numPr>
-          <w:ilvl w:val="0"/>
-          <w:numId w:val="1011"/>
-        </w:numPr>
-      </w:pPr>
-      <w:r>
-        <w:rPr>
-          <w:bCs/>
-          <w:b/>
-        </w:rPr>
-        <w:t xml:space="preserve">Minimum counts:</w:t>
-      </w:r>
-      <w:r>
-        <w:t xml:space="preserve"> </w:t>
-      </w:r>
-      <w:r>
-        <w:t xml:space="preserve">met (18 total; 10 peer-reviewed; 3 RFCs; 3 NIST publications).</w:t>
-      </w:r>
-    </w:p>
-    <w:p>
-      <w:pPr>
-        <w:pStyle w:val="Compact"/>
-        <w:numPr>
-          <w:ilvl w:val="0"/>
-          <w:numId w:val="1011"/>
-        </w:numPr>
-      </w:pPr>
-      <w:r>
-        <w:rPr>
-          <w:bCs/>
-          <w:b/>
-        </w:rPr>
-        <w:t xml:space="preserve">Microsegmentation evidence:</w:t>
-      </w:r>
-      <w:r>
-        <w:t xml:space="preserve"> </w:t>
-      </w:r>
-      <w:r>
-        <w:t xml:space="preserve">mostly government guidance. One more</w:t>
-      </w:r>
-      <w:r>
-        <w:t xml:space="preserve"> </w:t>
-      </w:r>
-      <w:r>
-        <w:rPr>
-          <w:iCs/>
-          <w:i/>
-        </w:rPr>
-        <w:t xml:space="preserve">peer-reviewed</w:t>
-      </w:r>
-      <w:r>
-        <w:t xml:space="preserve"> </w:t>
-      </w:r>
-      <w:r>
-        <w:t xml:space="preserve">empirical microsegmentation study would strengthen §2.4.</w:t>
-      </w:r>
-    </w:p>
-    <w:p>
-      <w:pPr>
-        <w:pStyle w:val="Compact"/>
-        <w:numPr>
-          <w:ilvl w:val="0"/>
-          <w:numId w:val="1011"/>
-        </w:numPr>
-      </w:pPr>
-      <w:r>
-        <w:rPr>
-          <w:bCs/>
-          <w:b/>
-        </w:rPr>
-        <w:t xml:space="preserve">Full-text checks:</w:t>
-      </w:r>
-      <w:r>
-        <w:t xml:space="preserve"> </w:t>
-      </w:r>
-      <w:r>
-        <w:t xml:space="preserve">every claim must be checked against the full text before submission (last column above).</w:t>
-      </w:r>
-    </w:p>
-    <w:bookmarkEnd w:id="86"/>
     <w:sectPr>
       <w:footerReference w:type="default" r:id="rIdFooterPg"/>
       <w:pgSz w:w="11906" w:h="16838"/>
@@ -19471,9 +18295,6 @@
     <w:abstractNumId w:val="991"/>
   </w:num>
   <w:num w:numId="1010">
-    <w:abstractNumId w:val="991"/>
-  </w:num>
-  <w:num w:numId="1011">
     <w:abstractNumId w:val="991"/>
   </w:num>
 </w:numbering>

--- a/report/case-study-final.docx
+++ b/report/case-study-final.docx
@@ -15096,18 +15096,10 @@
     <w:p>
       <w:pPr>
         <w:pStyle w:val="FirstParagraph"/>
-      </w:pPr>
-      <w:r>
-        <w:t xml:space="preserve">All five members worked on one integrated project; nobody owned a separate topic. Each member led one functional area and reviewed another member’s work. Shared by everyone: reading the core sources, critical-analysis notes and viva preparation.</w:t>
-      </w:r>
-    </w:p>
-    <w:p>
-      <w:pPr>
-        <w:pStyle w:val="BodyText"/>
         <w:keepNext/>
       </w:pPr>
       <w:r>
-        <w:t xml:space="preserve">The rows list each member’s area of responsibility. The Packet Tracer build and test runs were carried out with help from ____________________ (not a team member), whose contribution we acknowledge.</w:t>
+        <w:t xml:space="preserve">All five members contributed equally to one integrated project; nobody owned a separate topic. Each member led one area, reviewed another member’s work, and shared in reading the core sources, writing critical-analysis notes and preparing for the viva. The Packet Tracer build and test runs were carried out with help from ____________________ (not a team member), whose contribution we acknowledge.</w:t>
       </w:r>
     </w:p>
     <w:tbl>
@@ -15118,13 +15110,11 @@
         <w:tblLook w:firstRow="1" w:lastRow="0" w:firstColumn="0" w:lastColumn="0" w:noHBand="0" w:noVBand="0" w:val="0020"/>
       </w:tblPr>
       <w:tblGrid>
-        <w:gridCol w:w="889"/>
-        <w:gridCol w:w="800"/>
-        <w:gridCol w:w="1067"/>
-        <w:gridCol w:w="2313"/>
-        <w:gridCol w:w="1423"/>
-        <w:gridCol w:w="889"/>
-        <w:gridCol w:w="533"/>
+        <w:gridCol w:w="1182"/>
+        <w:gridCol w:w="1063"/>
+        <w:gridCol w:w="4255"/>
+        <w:gridCol w:w="709"/>
+        <w:gridCol w:w="709"/>
       </w:tblGrid>
       <w:tr>
         <w:trPr>
@@ -15175,7 +15165,7 @@
               <w:rPr>
                 <w:b/>
               </w:rPr>
-              <w:t xml:space="preserve">Role</w:t>
+              <w:t xml:space="preserve">Main contributions</w:t>
             </w:r>
           </w:p>
         </w:tc>
@@ -15191,39 +15181,7 @@
               <w:rPr>
                 <w:b/>
               </w:rPr>
-              <w:t xml:space="preserve">Responsibilities</w:t>
-            </w:r>
-          </w:p>
-        </w:tc>
-        <w:tc>
-          <w:tcPr/>
-          <w:p>
-            <w:pPr>
-              <w:pStyle w:val="Compact"/>
-              <w:keepNext/>
-              <w:jc w:val="left"/>
-            </w:pPr>
-            <w:r>
-              <w:rPr>
-                <w:b/>
-              </w:rPr>
-              <w:t xml:space="preserve">Reviewed / verified</w:t>
-            </w:r>
-          </w:p>
-        </w:tc>
-        <w:tc>
-          <w:tcPr/>
-          <w:p>
-            <w:pPr>
-              <w:pStyle w:val="Compact"/>
-              <w:keepNext/>
-              <w:jc w:val="left"/>
-            </w:pPr>
-            <w:r>
-              <w:rPr>
-                <w:b/>
-              </w:rPr>
-              <w:t xml:space="preserve">Viva</w:t>
+              <w:t xml:space="preserve">Share</w:t>
             </w:r>
           </w:p>
         </w:tc>
@@ -15279,46 +15237,20 @@
               <w:jc w:val="left"/>
             </w:pPr>
             <w:r>
-              <w:t xml:space="preserve">Network build</w:t>
-            </w:r>
-          </w:p>
-        </w:tc>
-        <w:tc>
-          <w:tcPr/>
-          <w:p>
-            <w:pPr>
-              <w:pStyle w:val="Compact"/>
-              <w:keepNext/>
-              <w:jc w:val="left"/>
-            </w:pPr>
-            <w:r>
-              <w:t xml:space="preserve">Topology and addressing plan; Stage 0 build in Packet Tracer; applying the Stage 1–3 scripts; saving running configurations; pilot steps P3, P7, P8</w:t>
-            </w:r>
-          </w:p>
-        </w:tc>
-        <w:tc>
-          <w:tcPr/>
-          <w:p>
-            <w:pPr>
-              <w:pStyle w:val="Compact"/>
-              <w:keepNext/>
-              <w:jc w:val="left"/>
-            </w:pPr>
-            <w:r>
-              <w:t xml:space="preserve">Test matrix expectations against the configurations (with Darshan)</w:t>
-            </w:r>
-          </w:p>
-        </w:tc>
-        <w:tc>
-          <w:tcPr/>
-          <w:p>
-            <w:pPr>
-              <w:pStyle w:val="Compact"/>
-              <w:keepNext/>
-              <w:jc w:val="left"/>
-            </w:pPr>
-            <w:r>
-              <w:t xml:space="preserve">B4–B6</w:t>
+              <w:t xml:space="preserve">Network design and Packet Tracer configuration (B4–B6); review of the test plan</w:t>
+            </w:r>
+          </w:p>
+        </w:tc>
+        <w:tc>
+          <w:tcPr/>
+          <w:p>
+            <w:pPr>
+              <w:pStyle w:val="Compact"/>
+              <w:keepNext/>
+              <w:jc w:val="left"/>
+            </w:pPr>
+            <w:r>
+              <w:t xml:space="preserve">20%</w:t>
             </w:r>
           </w:p>
         </w:tc>
@@ -15367,46 +15299,20 @@
               <w:jc w:val="left"/>
             </w:pPr>
             <w:r>
-              <w:t xml:space="preserve">Testing and evidence</w:t>
-            </w:r>
-          </w:p>
-        </w:tc>
-        <w:tc>
-          <w:tcPr/>
-          <w:p>
-            <w:pPr>
-              <w:pStyle w:val="Compact"/>
-              <w:keepNext/>
-              <w:jc w:val="left"/>
-            </w:pPr>
-            <w:r>
-              <w:t xml:space="preserve">Test matrix and pass/fail criteria; running the 17 tests in Stages 0–3; results table; screenshots F01–F19</w:t>
-            </w:r>
-          </w:p>
-        </w:tc>
-        <w:tc>
-          <w:tcPr/>
-          <w:p>
-            <w:pPr>
-              <w:pStyle w:val="Compact"/>
-              <w:keepNext/>
-              <w:jc w:val="left"/>
-            </w:pPr>
-            <w:r>
-              <w:t xml:space="preserve">Stage scripts against the requirements (with Ram)</w:t>
-            </w:r>
-          </w:p>
-        </w:tc>
-        <w:tc>
-          <w:tcPr/>
-          <w:p>
-            <w:pPr>
-              <w:pStyle w:val="Compact"/>
-              <w:keepNext/>
-              <w:jc w:val="left"/>
-            </w:pPr>
-            <w:r>
-              <w:t xml:space="preserve">B7, B9</w:t>
+              <w:t xml:space="preserve">Test plan, results and evidence (B7, B9); coordination of the simulation work</w:t>
+            </w:r>
+          </w:p>
+        </w:tc>
+        <w:tc>
+          <w:tcPr/>
+          <w:p>
+            <w:pPr>
+              <w:pStyle w:val="Compact"/>
+              <w:keepNext/>
+              <w:jc w:val="left"/>
+            </w:pPr>
+            <w:r>
+              <w:t xml:space="preserve">20%</w:t>
             </w:r>
           </w:p>
         </w:tc>
@@ -15455,46 +15361,20 @@
               <w:jc w:val="left"/>
             </w:pPr>
             <w:r>
-              <w:t xml:space="preserve">Literature</w:t>
-            </w:r>
-          </w:p>
-        </w:tc>
-        <w:tc>
-          <w:tcPr/>
-          <w:p>
-            <w:pPr>
-              <w:pStyle w:val="Compact"/>
-              <w:keepNext/>
-              <w:jc w:val="left"/>
-            </w:pPr>
-            <w:r>
-              <w:t xml:space="preserve">Literature search; Part A Sections 1–4 in own words; comparison table (Table 1)</w:t>
-            </w:r>
-          </w:p>
-        </w:tc>
-        <w:tc>
-          <w:tcPr/>
-          <w:p>
-            <w:pPr>
-              <w:pStyle w:val="Compact"/>
-              <w:keepNext/>
-              <w:jc w:val="left"/>
-            </w:pPr>
-            <w:r>
-              <w:t xml:space="preserve">Reference claims for [1], [2], [9]–[13]</w:t>
-            </w:r>
-          </w:p>
-        </w:tc>
-        <w:tc>
-          <w:tcPr/>
-          <w:p>
-            <w:pPr>
-              <w:pStyle w:val="Compact"/>
-              <w:keepNext/>
-              <w:jc w:val="left"/>
-            </w:pPr>
-            <w:r>
-              <w:t xml:space="preserve">Part A</w:t>
+              <w:t xml:space="preserve">Literature review and comparison (Part A, Table 1); review of Part C</w:t>
+            </w:r>
+          </w:p>
+        </w:tc>
+        <w:tc>
+          <w:tcPr/>
+          <w:p>
+            <w:pPr>
+              <w:pStyle w:val="Compact"/>
+              <w:keepNext/>
+              <w:jc w:val="left"/>
+            </w:pPr>
+            <w:r>
+              <w:t xml:space="preserve">20%</w:t>
             </w:r>
           </w:p>
         </w:tc>
@@ -15543,46 +15423,20 @@
               <w:jc w:val="left"/>
             </w:pPr>
             <w:r>
-              <w:t xml:space="preserve">Citations and standards</w:t>
-            </w:r>
-          </w:p>
-        </w:tc>
-        <w:tc>
-          <w:tcPr/>
-          <w:p>
-            <w:pPr>
-              <w:pStyle w:val="Compact"/>
-              <w:keepNext/>
-              <w:jc w:val="left"/>
-            </w:pPr>
-            <w:r>
-              <w:t xml:space="preserve">Reference list and reference checks; standards sections ([3]–[7], [15], [16]); Stage 1 terminology check</w:t>
-            </w:r>
-          </w:p>
-        </w:tc>
-        <w:tc>
-          <w:tcPr/>
-          <w:p>
-            <w:pPr>
-              <w:pStyle w:val="Compact"/>
-              <w:keepNext/>
-              <w:jc w:val="left"/>
-            </w:pPr>
-            <w:r>
-              <w:t xml:space="preserve">Citations in Parts A–C; full-text checks</w:t>
-            </w:r>
-          </w:p>
-        </w:tc>
-        <w:tc>
-          <w:tcPr/>
-          <w:p>
-            <w:pPr>
-              <w:pStyle w:val="Compact"/>
-              <w:keepNext/>
-              <w:jc w:val="left"/>
-            </w:pPr>
-            <w:r>
-              <w:t xml:space="preserve">References, Part A §2.1, §2.4</w:t>
+              <w:t xml:space="preserve">References, standards sections and citations (Part A §2.1, §2.4); review of Part A</w:t>
+            </w:r>
+          </w:p>
+        </w:tc>
+        <w:tc>
+          <w:tcPr/>
+          <w:p>
+            <w:pPr>
+              <w:pStyle w:val="Compact"/>
+              <w:keepNext/>
+              <w:jc w:val="left"/>
+            </w:pPr>
+            <w:r>
+              <w:t xml:space="preserve">20%</w:t>
             </w:r>
           </w:p>
         </w:tc>
@@ -15628,43 +15482,19 @@
               <w:jc w:val="left"/>
             </w:pPr>
             <w:r>
-              <w:t xml:space="preserve">Integration and QC</w:t>
-            </w:r>
-          </w:p>
-        </w:tc>
-        <w:tc>
-          <w:tcPr/>
-          <w:p>
-            <w:pPr>
-              <w:pStyle w:val="Compact"/>
-              <w:jc w:val="left"/>
-            </w:pPr>
-            <w:r>
-              <w:t xml:space="preserve">Requirements matrix; metric definitions; configuration analysis; misconfiguration experiments M1/M2; Part C; final formatting</w:t>
-            </w:r>
-          </w:p>
-        </w:tc>
-        <w:tc>
-          <w:tcPr/>
-          <w:p>
-            <w:pPr>
-              <w:pStyle w:val="Compact"/>
-              <w:jc w:val="left"/>
-            </w:pPr>
-            <w:r>
-              <w:t xml:space="preserve">Whole report for consistency; numbers against evidence</w:t>
-            </w:r>
-          </w:p>
-        </w:tc>
-        <w:tc>
-          <w:tcPr/>
-          <w:p>
-            <w:pPr>
-              <w:pStyle w:val="Compact"/>
-              <w:jc w:val="left"/>
-            </w:pPr>
-            <w:r>
-              <w:t xml:space="preserve">B1–B3, B8, Part C</w:t>
+              <w:t xml:space="preserve">Requirements, metrics and Part C (B1–B3, B8, Part C); final editing</w:t>
+            </w:r>
+          </w:p>
+        </w:tc>
+        <w:tc>
+          <w:tcPr/>
+          <w:p>
+            <w:pPr>
+              <w:pStyle w:val="Compact"/>
+              <w:jc w:val="left"/>
+            </w:pPr>
+            <w:r>
+              <w:t xml:space="preserve">20%</w:t>
             </w:r>
           </w:p>
         </w:tc>

--- a/report/case-study-final.docx
+++ b/report/case-study-final.docx
@@ -313,7 +313,7 @@
               <w:jc w:val="left"/>
             </w:pPr>
             <w:r>
-              <w:t xml:space="preserve">Ram —</w:t>
+              <w:t xml:space="preserve">Ramsrivathsan R — 25BCE2111</w:t>
             </w:r>
           </w:p>
         </w:tc>
@@ -348,7 +348,7 @@
               <w:jc w:val="left"/>
             </w:pPr>
             <w:r>
-              <w:t xml:space="preserve">Darshan —</w:t>
+              <w:t xml:space="preserve">S Darshan — 25BCE2883</w:t>
             </w:r>
           </w:p>
         </w:tc>
@@ -383,7 +383,7 @@
               <w:jc w:val="left"/>
             </w:pPr>
             <w:r>
-              <w:t xml:space="preserve">Aadhavan —</w:t>
+              <w:t xml:space="preserve">M B Adavan — 25BCE0063</w:t>
             </w:r>
           </w:p>
         </w:tc>
@@ -418,7 +418,7 @@
               <w:jc w:val="left"/>
             </w:pPr>
             <w:r>
-              <w:t xml:space="preserve">Naveen —</w:t>
+              <w:t xml:space="preserve">Naveen V S — 25BCE0059</w:t>
             </w:r>
           </w:p>
         </w:tc>
@@ -453,7 +453,7 @@
               <w:jc w:val="left"/>
             </w:pPr>
             <w:r>
-              <w:t xml:space="preserve">Himenesh —</w:t>
+              <w:t xml:space="preserve">Himaneesh S — 25BAI0007</w:t>
             </w:r>
           </w:p>
         </w:tc>
@@ -15215,17 +15215,21 @@
               <w:jc w:val="left"/>
             </w:pPr>
             <w:r>
-              <w:t xml:space="preserve">Ram</w:t>
-            </w:r>
-          </w:p>
-        </w:tc>
-        <w:tc>
-          <w:tcPr/>
-          <w:p>
-            <w:pPr>
-              <w:pStyle w:val="Compact"/>
-              <w:keepNext/>
-            </w:pPr>
+              <w:t xml:space="preserve">Ramsrivathsan R</w:t>
+            </w:r>
+          </w:p>
+        </w:tc>
+        <w:tc>
+          <w:tcPr/>
+          <w:p>
+            <w:pPr>
+              <w:pStyle w:val="Compact"/>
+              <w:keepNext/>
+              <w:jc w:val="left"/>
+            </w:pPr>
+            <w:r>
+              <w:t xml:space="preserve">25BCE2111</w:t>
+            </w:r>
           </w:p>
         </w:tc>
         <w:tc>
@@ -15277,17 +15281,21 @@
               <w:jc w:val="left"/>
             </w:pPr>
             <w:r>
-              <w:t xml:space="preserve">Darshan</w:t>
-            </w:r>
-          </w:p>
-        </w:tc>
-        <w:tc>
-          <w:tcPr/>
-          <w:p>
-            <w:pPr>
-              <w:pStyle w:val="Compact"/>
-              <w:keepNext/>
-            </w:pPr>
+              <w:t xml:space="preserve">S Darshan</w:t>
+            </w:r>
+          </w:p>
+        </w:tc>
+        <w:tc>
+          <w:tcPr/>
+          <w:p>
+            <w:pPr>
+              <w:pStyle w:val="Compact"/>
+              <w:keepNext/>
+              <w:jc w:val="left"/>
+            </w:pPr>
+            <w:r>
+              <w:t xml:space="preserve">25BCE2883</w:t>
+            </w:r>
           </w:p>
         </w:tc>
         <w:tc>
@@ -15339,17 +15347,21 @@
               <w:jc w:val="left"/>
             </w:pPr>
             <w:r>
-              <w:t xml:space="preserve">Aadhavan</w:t>
-            </w:r>
-          </w:p>
-        </w:tc>
-        <w:tc>
-          <w:tcPr/>
-          <w:p>
-            <w:pPr>
-              <w:pStyle w:val="Compact"/>
-              <w:keepNext/>
-            </w:pPr>
+              <w:t xml:space="preserve">M B Adavan</w:t>
+            </w:r>
+          </w:p>
+        </w:tc>
+        <w:tc>
+          <w:tcPr/>
+          <w:p>
+            <w:pPr>
+              <w:pStyle w:val="Compact"/>
+              <w:keepNext/>
+              <w:jc w:val="left"/>
+            </w:pPr>
+            <w:r>
+              <w:t xml:space="preserve">25BCE0063</w:t>
+            </w:r>
           </w:p>
         </w:tc>
         <w:tc>
@@ -15401,17 +15413,21 @@
               <w:jc w:val="left"/>
             </w:pPr>
             <w:r>
-              <w:t xml:space="preserve">Naveen</w:t>
-            </w:r>
-          </w:p>
-        </w:tc>
-        <w:tc>
-          <w:tcPr/>
-          <w:p>
-            <w:pPr>
-              <w:pStyle w:val="Compact"/>
-              <w:keepNext/>
-            </w:pPr>
+              <w:t xml:space="preserve">Naveen V S</w:t>
+            </w:r>
+          </w:p>
+        </w:tc>
+        <w:tc>
+          <w:tcPr/>
+          <w:p>
+            <w:pPr>
+              <w:pStyle w:val="Compact"/>
+              <w:keepNext/>
+              <w:jc w:val="left"/>
+            </w:pPr>
+            <w:r>
+              <w:t xml:space="preserve">25BCE0059</w:t>
+            </w:r>
           </w:p>
         </w:tc>
         <w:tc>
@@ -15462,16 +15478,20 @@
               <w:jc w:val="left"/>
             </w:pPr>
             <w:r>
-              <w:t xml:space="preserve">Himenesh</w:t>
-            </w:r>
-          </w:p>
-        </w:tc>
-        <w:tc>
-          <w:tcPr/>
-          <w:p>
-            <w:pPr>
-              <w:pStyle w:val="Compact"/>
-            </w:pPr>
+              <w:t xml:space="preserve">Himaneesh S</w:t>
+            </w:r>
+          </w:p>
+        </w:tc>
+        <w:tc>
+          <w:tcPr/>
+          <w:p>
+            <w:pPr>
+              <w:pStyle w:val="Compact"/>
+              <w:jc w:val="left"/>
+            </w:pPr>
+            <w:r>
+              <w:t xml:space="preserve">25BAI0007</w:t>
+            </w:r>
           </w:p>
         </w:tc>
         <w:tc>

--- a/report/case-study-final.docx
+++ b/report/case-study-final.docx
@@ -714,7 +714,7 @@
         <w:br w:type="page"/>
       </w:r>
     </w:p>
-    <w:bookmarkStart w:id="33" w:name="part-a-review-paper"/>
+    <w:bookmarkStart w:id="51" w:name="part-a-review-paper"/>
     <w:p>
       <w:pPr>
         <w:pStyle w:val="Heading1"/>
@@ -723,7 +723,7 @@
         <w:t xml:space="preserve">PART A — Review Paper</w:t>
       </w:r>
     </w:p>
-    <w:bookmarkStart w:id="32" w:name="X74c5ca90ffb18e298aa63c12a12d0ad62444a0e"/>
+    <w:bookmarkStart w:id="50" w:name="X74c5ca90ffb18e298aa63c12a12d0ad62444a0e"/>
     <w:p>
       <w:pPr>
         <w:pStyle w:val="Heading2"/>
@@ -2166,7 +2166,7 @@
       </w:r>
     </w:p>
     <w:bookmarkEnd w:id="30"/>
-    <w:bookmarkStart w:id="31" w:name="references-shared-by-parts-a-b-and-c"/>
+    <w:bookmarkStart w:id="49" w:name="references-shared-by-parts-a-b-and-c"/>
     <w:p>
       <w:pPr>
         <w:pStyle w:val="Heading3"/>
@@ -2217,8 +2217,19 @@
         <w:t xml:space="preserve">Computer</w:t>
       </w:r>
       <w:r>
-        <w:t xml:space="preserve">, vol. 37, no. 6, pp. 62–67, Jun. 2004. [Online]. Available: https://ieeexplore.ieee.org/document/1306389</w:t>
-      </w:r>
+        <w:t xml:space="preserve">, vol. 37, no. 6, pp. 62–67, Jun. 2004. [Online]. Available:</w:t>
+      </w:r>
+      <w:r>
+        <w:t xml:space="preserve"> </w:t>
+      </w:r>
+      <w:hyperlink r:id="rId31">
+        <w:r>
+          <w:rPr>
+            <w:rStyle w:val="Hyperlink"/>
+          </w:rPr>
+          <w:t xml:space="preserve">https://ieeexplore.ieee.org/document/1306389</w:t>
+        </w:r>
+      </w:hyperlink>
     </w:p>
     <w:p>
       <w:pPr>
@@ -2254,8 +2265,19 @@
         <w:t xml:space="preserve">IEEE Internet Computing</w:t>
       </w:r>
       <w:r>
-        <w:t xml:space="preserve">, vol. 14, no. 4, pp. 58–65, 2010. (Extended version: arXiv:0911.1240.)</w:t>
-      </w:r>
+        <w:t xml:space="preserve">, vol. 14, no. 4, pp. 58–65, 2010. (Extended version: arXiv:0911.1240.) [Online]. Available:</w:t>
+      </w:r>
+      <w:r>
+        <w:t xml:space="preserve"> </w:t>
+      </w:r>
+      <w:hyperlink r:id="rId32">
+        <w:r>
+          <w:rPr>
+            <w:rStyle w:val="Hyperlink"/>
+          </w:rPr>
+          <w:t xml:space="preserve">https://arxiv.org/abs/0911.1240</w:t>
+        </w:r>
+      </w:hyperlink>
     </w:p>
     <w:p>
       <w:pPr>
@@ -2284,7 +2306,21 @@
         <w:t xml:space="preserve"> </w:t>
       </w:r>
       <w:r>
-        <w:t xml:space="preserve">NIST, Gaithersburg, MD, USA, Special Publication 800-41 Rev. 1, Sep. 2009, doi: 10.6028/NIST.SP.800-41r1.</w:t>
+        <w:t xml:space="preserve">NIST, Gaithersburg, MD, USA, Special Publication 800-41 Rev. 1, Sep. 2009, doi:</w:t>
+      </w:r>
+      <w:r>
+        <w:t xml:space="preserve"> </w:t>
+      </w:r>
+      <w:hyperlink r:id="rId33">
+        <w:r>
+          <w:rPr>
+            <w:rStyle w:val="Hyperlink"/>
+          </w:rPr>
+          <w:t xml:space="preserve">10.6028/NIST.SP.800-41r1</w:t>
+        </w:r>
+      </w:hyperlink>
+      <w:r>
+        <w:t xml:space="preserve">.</w:t>
       </w:r>
     </w:p>
     <w:p>
@@ -2314,7 +2350,21 @@
         <w:t xml:space="preserve"> </w:t>
       </w:r>
       <w:r>
-        <w:t xml:space="preserve">NIST, Gaithersburg, MD, USA, Special Publication 800-207, Aug. 2020, doi: 10.6028/NIST.SP.800-207.</w:t>
+        <w:t xml:space="preserve">NIST, Gaithersburg, MD, USA, Special Publication 800-207, Aug. 2020, doi:</w:t>
+      </w:r>
+      <w:r>
+        <w:t xml:space="preserve"> </w:t>
+      </w:r>
+      <w:hyperlink r:id="rId34">
+        <w:r>
+          <w:rPr>
+            <w:rStyle w:val="Hyperlink"/>
+          </w:rPr>
+          <w:t xml:space="preserve">10.6028/NIST.SP.800-207</w:t>
+        </w:r>
+      </w:hyperlink>
+      <w:r>
+        <w:t xml:space="preserve">.</w:t>
       </w:r>
     </w:p>
     <w:p>
@@ -2351,8 +2401,19 @@
         <w:t xml:space="preserve">Proc. IEEE</w:t>
       </w:r>
       <w:r>
-        <w:t xml:space="preserve">, vol. 63, no. 9, pp. 1278–1308, Sep. 1975.</w:t>
-      </w:r>
+        <w:t xml:space="preserve">, vol. 63, no. 9, pp. 1278–1308, Sep. 1975. [Online]. Available:</w:t>
+      </w:r>
+      <w:r>
+        <w:t xml:space="preserve"> </w:t>
+      </w:r>
+      <w:hyperlink r:id="rId35">
+        <w:r>
+          <w:rPr>
+            <w:rStyle w:val="Hyperlink"/>
+          </w:rPr>
+          <w:t xml:space="preserve">https://www.cs.virginia.edu/~evans/cs551/saltzer/</w:t>
+        </w:r>
+      </w:hyperlink>
     </w:p>
     <w:p>
       <w:pPr>
@@ -2381,8 +2442,19 @@
         <w:t xml:space="preserve"> </w:t>
       </w:r>
       <w:r>
-        <w:t xml:space="preserve">IETF, RFC 2979, Oct. 2000.</w:t>
-      </w:r>
+        <w:t xml:space="preserve">IETF, RFC 2979, Oct. 2000. [Online]. Available:</w:t>
+      </w:r>
+      <w:r>
+        <w:t xml:space="preserve"> </w:t>
+      </w:r>
+      <w:hyperlink r:id="rId36">
+        <w:r>
+          <w:rPr>
+            <w:rStyle w:val="Hyperlink"/>
+          </w:rPr>
+          <w:t xml:space="preserve">https://www.rfc-editor.org/rfc/rfc2979</w:t>
+        </w:r>
+      </w:hyperlink>
     </w:p>
     <w:p>
       <w:pPr>
@@ -2411,7 +2483,21 @@
         <w:t xml:space="preserve"> </w:t>
       </w:r>
       <w:r>
-        <w:t xml:space="preserve">IETF, BCP 38, RFC 2827, May 2000, doi: 10.17487/RFC2827.</w:t>
+        <w:t xml:space="preserve">IETF, BCP 38, RFC 2827, May 2000, doi:</w:t>
+      </w:r>
+      <w:r>
+        <w:t xml:space="preserve"> </w:t>
+      </w:r>
+      <w:hyperlink r:id="rId37">
+        <w:r>
+          <w:rPr>
+            <w:rStyle w:val="Hyperlink"/>
+          </w:rPr>
+          <w:t xml:space="preserve">10.17487/RFC2827</w:t>
+        </w:r>
+      </w:hyperlink>
+      <w:r>
+        <w:t xml:space="preserve">.</w:t>
       </w:r>
     </w:p>
     <w:p>
@@ -2460,6 +2546,23 @@
         </w:rPr>
         <w:t xml:space="preserve">(Practitioner article; supporting context.)</w:t>
       </w:r>
+      <w:r>
+        <w:t xml:space="preserve"> </w:t>
+      </w:r>
+      <w:r>
+        <w:t xml:space="preserve">[Online]. Available:</w:t>
+      </w:r>
+      <w:r>
+        <w:t xml:space="preserve"> </w:t>
+      </w:r>
+      <w:hyperlink r:id="rId38">
+        <w:r>
+          <w:rPr>
+            <w:rStyle w:val="Hyperlink"/>
+          </w:rPr>
+          <w:t xml:space="preserve">https://www.usenix.org/publications/login/dec14/ward</w:t>
+        </w:r>
+      </w:hyperlink>
     </w:p>
     <w:p>
       <w:pPr>
@@ -2501,8 +2604,19 @@
         <w:t xml:space="preserve">Proc. IEEE INFOCOM 2004</w:t>
       </w:r>
       <w:r>
-        <w:t xml:space="preserve">, pp. 2605–2616.</w:t>
-      </w:r>
+        <w:t xml:space="preserve">, pp. 2605–2616. [Online]. Available:</w:t>
+      </w:r>
+      <w:r>
+        <w:t xml:space="preserve"> </w:t>
+      </w:r>
+      <w:hyperlink r:id="rId39">
+        <w:r>
+          <w:rPr>
+            <w:rStyle w:val="Hyperlink"/>
+          </w:rPr>
+          <w:t xml:space="preserve">https://pure.kfupm.edu.sa/en/publications/discovery-of-policy-anomalies-in-distributed-firewalls/</w:t>
+        </w:r>
+      </w:hyperlink>
     </w:p>
     <w:p>
       <w:pPr>
@@ -2538,7 +2652,21 @@
         <w:t xml:space="preserve">IEEE J. Sel. Areas Commun.</w:t>
       </w:r>
       <w:r>
-        <w:t xml:space="preserve">, vol. 23, no. 10, pp. 2069–2083, Oct. 2005, doi: 10.1109/JSAC.2005.854119.</w:t>
+        <w:t xml:space="preserve">, vol. 23, no. 10, pp. 2069–2083, Oct. 2005, doi:</w:t>
+      </w:r>
+      <w:r>
+        <w:t xml:space="preserve"> </w:t>
+      </w:r>
+      <w:hyperlink r:id="rId40">
+        <w:r>
+          <w:rPr>
+            <w:rStyle w:val="Hyperlink"/>
+          </w:rPr>
+          <w:t xml:space="preserve">10.1109/JSAC.2005.854119</w:t>
+        </w:r>
+      </w:hyperlink>
+      <w:r>
+        <w:t xml:space="preserve">.</w:t>
       </w:r>
     </w:p>
     <w:p>
@@ -2581,7 +2709,21 @@
         <w:t xml:space="preserve">Proc. IEEE Symp. Security and Privacy</w:t>
       </w:r>
       <w:r>
-        <w:t xml:space="preserve">, 2006, pp. 199–213, doi: 10.1109/SP.2006.16.</w:t>
+        <w:t xml:space="preserve">, 2006, pp. 199–213, doi:</w:t>
+      </w:r>
+      <w:r>
+        <w:t xml:space="preserve"> </w:t>
+      </w:r>
+      <w:hyperlink r:id="rId41">
+        <w:r>
+          <w:rPr>
+            <w:rStyle w:val="Hyperlink"/>
+          </w:rPr>
+          <w:t xml:space="preserve">10.1109/SP.2006.16</w:t>
+        </w:r>
+      </w:hyperlink>
+      <w:r>
+        <w:t xml:space="preserve">.</w:t>
       </w:r>
     </w:p>
     <w:p>
@@ -2618,8 +2760,19 @@
         <w:t xml:space="preserve">Computer Networks</w:t>
       </w:r>
       <w:r>
-        <w:t xml:space="preserve">, vol. 51, no. 4, pp. 1106–1120, 2007.</w:t>
-      </w:r>
+        <w:t xml:space="preserve">, vol. 51, no. 4, pp. 1106–1120, 2007. [Online]. Available:</w:t>
+      </w:r>
+      <w:r>
+        <w:t xml:space="preserve"> </w:t>
+      </w:r>
+      <w:hyperlink r:id="rId42">
+        <w:r>
+          <w:rPr>
+            <w:rStyle w:val="Hyperlink"/>
+          </w:rPr>
+          <w:t xml:space="preserve">https://ftp.math.utah.edu/pub/tex/bib/idx/compnetamsterdam2000/51/4/1106_1120.html</w:t>
+        </w:r>
+      </w:hyperlink>
     </w:p>
     <w:p>
       <w:pPr>
@@ -2655,7 +2808,21 @@
         <w:t xml:space="preserve">ACM Comput. Surv.</w:t>
       </w:r>
       <w:r>
-        <w:t xml:space="preserve">, vol. 50, no. 6, Art. no. 87, 2017, doi: 10.1145/3130876.</w:t>
+        <w:t xml:space="preserve">, vol. 50, no. 6, Art. no. 87, 2017, doi:</w:t>
+      </w:r>
+      <w:r>
+        <w:t xml:space="preserve"> </w:t>
+      </w:r>
+      <w:hyperlink r:id="rId43">
+        <w:r>
+          <w:rPr>
+            <w:rStyle w:val="Hyperlink"/>
+          </w:rPr>
+          <w:t xml:space="preserve">10.1145/3130876</w:t>
+        </w:r>
+      </w:hyperlink>
+      <w:r>
+        <w:t xml:space="preserve">.</w:t>
       </w:r>
     </w:p>
     <w:p>
@@ -2692,8 +2859,19 @@
         <w:t xml:space="preserve">IEEE Access</w:t>
       </w:r>
       <w:r>
-        <w:t xml:space="preserve">, vol. 10, pp. 57143–57179, 2022. [Online]. Available: https://ieeexplore.ieee.org/document/9773102</w:t>
-      </w:r>
+        <w:t xml:space="preserve">, vol. 10, pp. 57143–57179, 2022. [Online]. Available:</w:t>
+      </w:r>
+      <w:r>
+        <w:t xml:space="preserve"> </w:t>
+      </w:r>
+      <w:hyperlink r:id="rId44">
+        <w:r>
+          <w:rPr>
+            <w:rStyle w:val="Hyperlink"/>
+          </w:rPr>
+          <w:t xml:space="preserve">https://ieeexplore.ieee.org/document/9773102</w:t>
+        </w:r>
+      </w:hyperlink>
     </w:p>
     <w:p>
       <w:pPr>
@@ -2722,7 +2900,21 @@
         <w:t xml:space="preserve"> </w:t>
       </w:r>
       <w:r>
-        <w:t xml:space="preserve">NIST, Gaithersburg, MD, USA, Special Publication 800-215, Nov. 2022, doi: 10.6028/NIST.SP.800-215.</w:t>
+        <w:t xml:space="preserve">NIST, Gaithersburg, MD, USA, Special Publication 800-215, Nov. 2022, doi:</w:t>
+      </w:r>
+      <w:r>
+        <w:t xml:space="preserve"> </w:t>
+      </w:r>
+      <w:hyperlink r:id="rId45">
+        <w:r>
+          <w:rPr>
+            <w:rStyle w:val="Hyperlink"/>
+          </w:rPr>
+          <w:t xml:space="preserve">10.6028/NIST.SP.800-215</w:t>
+        </w:r>
+      </w:hyperlink>
+      <w:r>
+        <w:t xml:space="preserve">.</w:t>
       </w:r>
     </w:p>
     <w:p>
@@ -2764,6 +2956,23 @@
         </w:rPr>
         <w:t xml:space="preserve">(Government guidance; supporting context.)</w:t>
       </w:r>
+      <w:r>
+        <w:t xml:space="preserve"> </w:t>
+      </w:r>
+      <w:r>
+        <w:t xml:space="preserve">[Online]. Available:</w:t>
+      </w:r>
+      <w:r>
+        <w:t xml:space="preserve"> </w:t>
+      </w:r>
+      <w:hyperlink r:id="rId46">
+        <w:r>
+          <w:rPr>
+            <w:rStyle w:val="Hyperlink"/>
+          </w:rPr>
+          <w:t xml:space="preserve">https://www.cisa.gov/resources-tools/resources/microsegmentation-zero-trust-part-one-introduction-and-planning</w:t>
+        </w:r>
+      </w:hyperlink>
     </w:p>
     <w:p>
       <w:pPr>
@@ -2799,7 +3008,21 @@
         <w:t xml:space="preserve">ACM Trans. Comput. Syst.</w:t>
       </w:r>
       <w:r>
-        <w:t xml:space="preserve">, vol. 22, no. 4, pp. 381–420, Nov. 2004, doi: 10.1145/1035582.1035583.</w:t>
+        <w:t xml:space="preserve">, vol. 22, no. 4, pp. 381–420, Nov. 2004, doi:</w:t>
+      </w:r>
+      <w:r>
+        <w:t xml:space="preserve"> </w:t>
+      </w:r>
+      <w:hyperlink r:id="rId47">
+        <w:r>
+          <w:rPr>
+            <w:rStyle w:val="Hyperlink"/>
+          </w:rPr>
+          <w:t xml:space="preserve">10.1145/1035582.1035583</w:t>
+        </w:r>
+      </w:hyperlink>
+      <w:r>
+        <w:t xml:space="preserve">.</w:t>
       </w:r>
     </w:p>
     <w:p>
@@ -2829,8 +3052,19 @@
         <w:t xml:space="preserve"> </w:t>
       </w:r>
       <w:r>
-        <w:t xml:space="preserve">IETF, RFC 5737, Jan. 2010.</w:t>
-      </w:r>
+        <w:t xml:space="preserve">IETF, RFC 5737, Jan. 2010. [Online]. Available:</w:t>
+      </w:r>
+      <w:r>
+        <w:t xml:space="preserve"> </w:t>
+      </w:r>
+      <w:hyperlink r:id="rId48">
+        <w:r>
+          <w:rPr>
+            <w:rStyle w:val="Hyperlink"/>
+          </w:rPr>
+          <w:t xml:space="preserve">https://www.rfc-editor.org/rfc/rfc5737</w:t>
+        </w:r>
+      </w:hyperlink>
     </w:p>
     <w:p>
       <w:pPr>
@@ -3145,10 +3379,10 @@
         <w:br w:type="page"/>
       </w:r>
     </w:p>
-    <w:bookmarkEnd w:id="31"/>
-    <w:bookmarkEnd w:id="32"/>
-    <w:bookmarkEnd w:id="33"/>
-    <w:bookmarkStart w:id="78" w:name="part-b-simulation-based-case-study"/>
+    <w:bookmarkEnd w:id="49"/>
+    <w:bookmarkEnd w:id="50"/>
+    <w:bookmarkEnd w:id="51"/>
+    <w:bookmarkStart w:id="96" w:name="part-b-simulation-based-case-study"/>
     <w:p>
       <w:pPr>
         <w:pStyle w:val="Heading1"/>
@@ -3188,7 +3422,7 @@
         <w:t xml:space="preserve">. Planned outcomes come from tracing packets through the rules by hand; observed outcomes come only from our Packet Tracer screenshots. Two extra tests (T02, T09) were captured in Stage 3 and are reported separately.</w:t>
       </w:r>
     </w:p>
-    <w:bookmarkStart w:id="34" w:name="X9f3fcedc30a25c6eff65369b19d5016ea59310e"/>
+    <w:bookmarkStart w:id="52" w:name="X9f3fcedc30a25c6eff65369b19d5016ea59310e"/>
     <w:p>
       <w:pPr>
         <w:pStyle w:val="Heading2"/>
@@ -3464,8 +3698,8 @@
         <w:t xml:space="preserve">Some excess access remains in every stage, because L3/L4 ACLs cannot express it.</w:t>
       </w:r>
     </w:p>
-    <w:bookmarkEnd w:id="34"/>
-    <w:bookmarkStart w:id="35" w:name="b2.-research-method"/>
+    <w:bookmarkEnd w:id="52"/>
+    <w:bookmarkStart w:id="53" w:name="b2.-research-method"/>
     <w:p>
       <w:pPr>
         <w:pStyle w:val="Heading2"/>
@@ -3820,8 +4054,8 @@
         <w:t xml:space="preserve">Every expected outcome in this part comes from tracing packets through the rules by hand; it is checked against what Packet Tracer actually shows in phase 5.</w:t>
       </w:r>
     </w:p>
-    <w:bookmarkEnd w:id="35"/>
-    <w:bookmarkStart w:id="36" w:name="b3.-requirements-analysis"/>
+    <w:bookmarkEnd w:id="53"/>
+    <w:bookmarkStart w:id="54" w:name="b3.-requirements-analysis"/>
     <w:p>
       <w:pPr>
         <w:pStyle w:val="Heading2"/>
@@ -4870,8 +5104,8 @@
         <w:t xml:space="preserve">Packet Tracer servers do not offer a database service, so we represent the finance records system with FTP (R4). FTP is only a proxy. It shows how a service that opens a separate data connection interacts with port-based rules; it says nothing about how a real database protocol behaves. Part C discusses what this substitution leaves out.</w:t>
       </w:r>
     </w:p>
-    <w:bookmarkEnd w:id="36"/>
-    <w:bookmarkStart w:id="40" w:name="b4.-network-design"/>
+    <w:bookmarkEnd w:id="54"/>
+    <w:bookmarkStart w:id="58" w:name="b4.-network-design"/>
     <w:p>
       <w:pPr>
         <w:pStyle w:val="Heading2"/>
@@ -5867,18 +6101,18 @@
           <wp:inline>
             <wp:extent cx="5334000" cy="3955211"/>
             <wp:effectExtent b="0" l="0" r="0" t="0"/>
-            <wp:docPr descr="Figure 1. Network topology and enforcement points (AP1–AP7). Design drawing made from our addressing plan; the network was built to this plan in Packet Tracer." title="" id="38" name="Picture"/>
+            <wp:docPr descr="Figure 1. Network topology and enforcement points (AP1–AP7). Design drawing made from our addressing plan; the network was built to this plan in Packet Tracer." title="" id="56" name="Picture"/>
             <a:graphic>
               <a:graphicData uri="http://schemas.openxmlformats.org/drawingml/2006/picture">
                 <pic:pic>
                   <pic:nvPicPr>
-                    <pic:cNvPr descr="../figures/design-topology.png" id="39" name="Picture"/>
+                    <pic:cNvPr descr="../figures/design-topology.png" id="57" name="Picture"/>
                     <pic:cNvPicPr>
                       <a:picLocks noChangeArrowheads="1" noChangeAspect="1"/>
                     </pic:cNvPicPr>
                   </pic:nvPicPr>
                   <pic:blipFill>
-                    <a:blip r:embed="rId37"/>
+                    <a:blip r:embed="rId55"/>
                     <a:stretch>
                       <a:fillRect/>
                     </a:stretch>
@@ -5913,8 +6147,8 @@
         <w:t xml:space="preserve">Figure 1. Network topology and enforcement points (AP1–AP7). Design drawing made from our addressing plan; the network was built to this plan in Packet Tracer.</w:t>
       </w:r>
     </w:p>
-    <w:bookmarkEnd w:id="40"/>
-    <w:bookmarkStart w:id="47" w:name="X58f26ca0c760d2c91008adc2fb95ca2331fe3d9"/>
+    <w:bookmarkEnd w:id="58"/>
+    <w:bookmarkStart w:id="65" w:name="X58f26ca0c760d2c91008adc2fb95ca2331fe3d9"/>
     <w:p>
       <w:pPr>
         <w:pStyle w:val="Heading2"/>
@@ -6047,18 +6281,18 @@
           <wp:inline>
             <wp:extent cx="5120640" cy="1327058"/>
             <wp:effectExtent b="0" l="0" r="0" t="0"/>
-            <wp:docPr descr="Figure 2. Stage 0: R-CORE show ip interface brief after the build faults were fixed; all subinterfaces up." title="" id="42" name="Picture"/>
+            <wp:docPr descr="Figure 2. Stage 0: R-CORE show ip interface brief after the build faults were fixed; all subinterfaces up." title="" id="60" name="Picture"/>
             <a:graphic>
               <a:graphicData uri="http://schemas.openxmlformats.org/drawingml/2006/picture">
                 <pic:pic>
                   <pic:nvPicPr>
-                    <pic:cNvPr descr="../figures/observed/F03-stage0-rcore-interfaces.png" id="43" name="Picture"/>
+                    <pic:cNvPr descr="../figures/observed/F03-stage0-rcore-interfaces.png" id="61" name="Picture"/>
                     <pic:cNvPicPr>
                       <a:picLocks noChangeArrowheads="1" noChangeAspect="1"/>
                     </pic:cNvPicPr>
                   </pic:nvPicPr>
                   <pic:blipFill>
-                    <a:blip r:embed="rId41"/>
+                    <a:blip r:embed="rId59"/>
                     <a:stretch>
                       <a:fillRect/>
                     </a:stretch>
@@ -6117,18 +6351,18 @@
           <wp:inline>
             <wp:extent cx="4206240" cy="4191702"/>
             <wp:effectExtent b="0" l="0" r="0" t="0"/>
-            <wp:docPr descr="Figure 3. Stage 0 positive control: from SAL-PC1, SSH to 192.168.40.1, Telnet to 192.168.30.1 and SSH to 192.168.50.1 all reach R-CORE with no ACLs applied." title="" id="45" name="Picture"/>
+            <wp:docPr descr="Figure 3. Stage 0 positive control: from SAL-PC1, SSH to 192.168.40.1, Telnet to 192.168.30.1 and SSH to 192.168.50.1 all reach R-CORE with no ACLs applied." title="" id="63" name="Picture"/>
             <a:graphic>
               <a:graphicData uri="http://schemas.openxmlformats.org/drawingml/2006/picture">
                 <pic:pic>
                   <pic:nvPicPr>
-                    <pic:cNvPr descr="../figures/observed/F04-stage0-sales-ssh-open.png" id="46" name="Picture"/>
+                    <pic:cNvPr descr="../figures/observed/F04-stage0-sales-ssh-open.png" id="64" name="Picture"/>
                     <pic:cNvPicPr>
                       <a:picLocks noChangeArrowheads="1" noChangeAspect="1"/>
                     </pic:cNvPicPr>
                   </pic:nvPicPr>
                   <pic:blipFill>
-                    <a:blip r:embed="rId44"/>
+                    <a:blip r:embed="rId62"/>
                     <a:stretch>
                       <a:fillRect/>
                     </a:stretch>
@@ -6163,8 +6397,8 @@
         <w:t xml:space="preserve">Figure 3. Stage 0 positive control: from SAL-PC1, SSH to 192.168.40.1, Telnet to 192.168.30.1 and SSH to 192.168.50.1 all reach R-CORE with no ACLs applied.</w:t>
       </w:r>
     </w:p>
-    <w:bookmarkEnd w:id="47"/>
-    <w:bookmarkStart w:id="48" w:name="b6.-implementation-ii-policy-stages"/>
+    <w:bookmarkEnd w:id="65"/>
+    <w:bookmarkStart w:id="66" w:name="b6.-implementation-ii-policy-stages"/>
     <w:p>
       <w:pPr>
         <w:pStyle w:val="Heading2"/>
@@ -7527,8 +7761,8 @@
         <w:t xml:space="preserve">in Stage 3 the data connection was indeed blocked (T04, Figure 11; discussed in B9). If an entry is added, T04, T08 and T16 will be re-run to show that it does not open FTP to anyone else.</w:t>
       </w:r>
     </w:p>
-    <w:bookmarkEnd w:id="48"/>
-    <w:bookmarkStart w:id="49" w:name="b7.-testing-procedure"/>
+    <w:bookmarkEnd w:id="66"/>
+    <w:bookmarkStart w:id="67" w:name="b7.-testing-procedure"/>
     <w:p>
       <w:pPr>
         <w:pStyle w:val="Heading2"/>
@@ -12500,8 +12734,8 @@
         <w:t xml:space="preserve">not shown. In Stage 2, T11 timed out while T19 was refused, as discussed in B9.</w:t>
       </w:r>
     </w:p>
-    <w:bookmarkEnd w:id="49"/>
-    <w:bookmarkStart w:id="50" w:name="Xa247a0f7f7bb1e1d5af4c67e6a739ffb32fbd37"/>
+    <w:bookmarkEnd w:id="67"/>
+    <w:bookmarkStart w:id="68" w:name="Xa247a0f7f7bb1e1d5af4c67e6a739ffb32fbd37"/>
     <w:p>
       <w:pPr>
         <w:pStyle w:val="Heading2"/>
@@ -12929,8 +13163,8 @@
         </w:tc>
       </w:tr>
     </w:tbl>
-    <w:bookmarkEnd w:id="50"/>
-    <w:bookmarkStart w:id="75" w:name="b9.-results-and-discussion"/>
+    <w:bookmarkEnd w:id="68"/>
+    <w:bookmarkStart w:id="93" w:name="b9.-results-and-discussion"/>
     <w:p>
       <w:pPr>
         <w:pStyle w:val="Heading2"/>
@@ -13849,18 +14083,18 @@
           <wp:inline>
             <wp:extent cx="4206240" cy="3273276"/>
             <wp:effectExtent b="0" l="0" r="0" t="0"/>
-            <wp:docPr descr="Figure 4. Stage 1: from HR-PC1, ping to WEB-SRV (T13) and to FIN-PC1 (T07) both succeed under the broad policy." title="" id="52" name="Picture"/>
+            <wp:docPr descr="Figure 4. Stage 1: from HR-PC1, ping to WEB-SRV (T13) and to FIN-PC1 (T07) both succeed under the broad policy." title="" id="70" name="Picture"/>
             <a:graphic>
               <a:graphicData uri="http://schemas.openxmlformats.org/drawingml/2006/picture">
                 <pic:pic>
                   <pic:nvPicPr>
-                    <pic:cNvPr descr="../figures/observed/F06-stage1-excess-ping.png" id="53" name="Picture"/>
+                    <pic:cNvPr descr="../figures/observed/F06-stage1-excess-ping.png" id="71" name="Picture"/>
                     <pic:cNvPicPr>
                       <a:picLocks noChangeArrowheads="1" noChangeAspect="1"/>
                     </pic:cNvPicPr>
                   </pic:nvPicPr>
                   <pic:blipFill>
-                    <a:blip r:embed="rId51"/>
+                    <a:blip r:embed="rId69"/>
                     <a:stretch>
                       <a:fillRect/>
                     </a:stretch>
@@ -13904,18 +14138,18 @@
           <wp:inline>
             <wp:extent cx="4754880" cy="4245234"/>
             <wp:effectExtent b="0" l="0" r="0" t="0"/>
-            <wp:docPr descr="Figure 5. Stage 1: R-EDGE show access-lists after the tests; the established entry has 3 matches and the final deny 8." title="" id="55" name="Picture"/>
+            <wp:docPr descr="Figure 5. Stage 1: R-EDGE show access-lists after the tests; the established entry has 3 matches and the final deny 8." title="" id="73" name="Picture"/>
             <a:graphic>
               <a:graphicData uri="http://schemas.openxmlformats.org/drawingml/2006/picture">
                 <pic:pic>
                   <pic:nvPicPr>
-                    <pic:cNvPr descr="../figures/observed/F07-stage1-edge-counters.png" id="56" name="Picture"/>
+                    <pic:cNvPr descr="../figures/observed/F07-stage1-edge-counters.png" id="74" name="Picture"/>
                     <pic:cNvPicPr>
                       <a:picLocks noChangeArrowheads="1" noChangeAspect="1"/>
                     </pic:cNvPicPr>
                   </pic:nvPicPr>
                   <pic:blipFill>
-                    <a:blip r:embed="rId54"/>
+                    <a:blip r:embed="rId72"/>
                     <a:stretch>
                       <a:fillRect/>
                     </a:stretch>
@@ -13989,18 +14223,18 @@
           <wp:inline>
             <wp:extent cx="4754880" cy="4312565"/>
             <wp:effectExtent b="0" l="0" r="0" t="0"/>
-            <wp:docPr descr="Figure 6. Stage 2: R-CORE show access-lists, one ACL per department, with match counts on the HR and Sales deny entries." title="" id="58" name="Picture"/>
+            <wp:docPr descr="Figure 6. Stage 2: R-CORE show access-lists, one ACL per department, with match counts on the HR and Sales deny entries." title="" id="76" name="Picture"/>
             <a:graphic>
               <a:graphicData uri="http://schemas.openxmlformats.org/drawingml/2006/picture">
                 <pic:pic>
                   <pic:nvPicPr>
-                    <pic:cNvPr descr="../figures/observed/F08-stage2-acl-counters.png" id="59" name="Picture"/>
+                    <pic:cNvPr descr="../figures/observed/F08-stage2-acl-counters.png" id="77" name="Picture"/>
                     <pic:cNvPicPr>
                       <a:picLocks noChangeArrowheads="1" noChangeAspect="1"/>
                     </pic:cNvPicPr>
                   </pic:nvPicPr>
                   <pic:blipFill>
-                    <a:blip r:embed="rId57"/>
+                    <a:blip r:embed="rId75"/>
                     <a:stretch>
                       <a:fillRect/>
                     </a:stretch>
@@ -14056,18 +14290,18 @@
           <wp:inline>
             <wp:extent cx="4206240" cy="3791952"/>
             <wp:effectExtent b="0" l="0" r="0" t="0"/>
-            <wp:docPr descr="Figure 7. Stage 2: HR-PC1 can no longer reach FIN-PC1 (T07, “Destination host unreachable”)." title="" id="61" name="Picture"/>
+            <wp:docPr descr="Figure 7. Stage 2: HR-PC1 can no longer reach FIN-PC1 (T07, “Destination host unreachable”)." title="" id="79" name="Picture"/>
             <a:graphic>
               <a:graphicData uri="http://schemas.openxmlformats.org/drawingml/2006/picture">
                 <pic:pic>
                   <pic:nvPicPr>
-                    <pic:cNvPr descr="../figures/observed/F09-stage2-dept-denied.png" id="62" name="Picture"/>
+                    <pic:cNvPr descr="../figures/observed/F09-stage2-dept-denied.png" id="80" name="Picture"/>
                     <pic:cNvPicPr>
                       <a:picLocks noChangeArrowheads="1" noChangeAspect="1"/>
                     </pic:cNvPicPr>
                   </pic:nvPicPr>
                   <pic:blipFill>
-                    <a:blip r:embed="rId60"/>
+                    <a:blip r:embed="rId78"/>
                     <a:stretch>
                       <a:fillRect/>
                     </a:stretch>
@@ -14126,18 +14360,18 @@
           <wp:inline>
             <wp:extent cx="4206240" cy="3835972"/>
             <wp:effectExtent b="0" l="0" r="0" t="0"/>
-            <wp:docPr descr="Figure 8. Stage 2 residual access: SAL-PC1 still opens the HR records server (T10)." title="" id="64" name="Picture"/>
+            <wp:docPr descr="Figure 8. Stage 2 residual access: SAL-PC1 still opens the HR records server (T10)." title="" id="82" name="Picture"/>
             <a:graphic>
               <a:graphicData uri="http://schemas.openxmlformats.org/drawingml/2006/picture">
                 <pic:pic>
                   <pic:nvPicPr>
-                    <pic:cNvPr descr="../figures/observed/F10-stage2-residual-T10.png" id="65" name="Picture"/>
+                    <pic:cNvPr descr="../figures/observed/F10-stage2-residual-T10.png" id="83" name="Picture"/>
                     <pic:cNvPicPr>
                       <a:picLocks noChangeArrowheads="1" noChangeAspect="1"/>
                     </pic:cNvPicPr>
                   </pic:nvPicPr>
                   <pic:blipFill>
-                    <a:blip r:embed="rId63"/>
+                    <a:blip r:embed="rId81"/>
                     <a:stretch>
                       <a:fillRect/>
                     </a:stretch>
@@ -14181,18 +14415,18 @@
           <wp:inline>
             <wp:extent cx="4754880" cy="4173545"/>
             <wp:effectExtent b="0" l="0" r="0" t="0"/>
-            <wp:docPr descr="Figure 9. Stage 3: R-CORE ACLs for IT and Sales, naming host, protocol and port." title="" id="67" name="Picture"/>
+            <wp:docPr descr="Figure 9. Stage 3: R-CORE ACLs for IT and Sales, naming host, protocol and port." title="" id="85" name="Picture"/>
             <a:graphic>
               <a:graphicData uri="http://schemas.openxmlformats.org/drawingml/2006/picture">
                 <pic:pic>
                   <pic:nvPicPr>
-                    <pic:cNvPr descr="../figures/observed/F11-stage3-acls.png" id="68" name="Picture"/>
+                    <pic:cNvPr descr="../figures/observed/F11-stage3-acls.png" id="86" name="Picture"/>
                     <pic:cNvPicPr>
                       <a:picLocks noChangeArrowheads="1" noChangeAspect="1"/>
                     </pic:cNvPicPr>
                   </pic:nvPicPr>
                   <pic:blipFill>
-                    <a:blip r:embed="rId66"/>
+                    <a:blip r:embed="rId84"/>
                     <a:stretch>
                       <a:fillRect/>
                     </a:stretch>
@@ -14236,18 +14470,18 @@
           <wp:inline>
             <wp:extent cx="4206240" cy="3708197"/>
             <wp:effectExtent b="0" l="0" r="0" t="0"/>
-            <wp:docPr descr="Figure 10. Stage 3: SAL-PC1 can no longer open the HR records server (T10, “Request Timeout”)." title="" id="70" name="Picture"/>
+            <wp:docPr descr="Figure 10. Stage 3: SAL-PC1 can no longer open the HR records server (T10, “Request Timeout”)." title="" id="88" name="Picture"/>
             <a:graphic>
               <a:graphicData uri="http://schemas.openxmlformats.org/drawingml/2006/picture">
                 <pic:pic>
                   <pic:nvPicPr>
-                    <pic:cNvPr descr="../figures/observed/F13-stage3-T10-denied.png" id="71" name="Picture"/>
+                    <pic:cNvPr descr="../figures/observed/F13-stage3-T10-denied.png" id="89" name="Picture"/>
                     <pic:cNvPicPr>
                       <a:picLocks noChangeArrowheads="1" noChangeAspect="1"/>
                     </pic:cNvPicPr>
                   </pic:nvPicPr>
                   <pic:blipFill>
-                    <a:blip r:embed="rId69"/>
+                    <a:blip r:embed="rId87"/>
                     <a:stretch>
                       <a:fillRect/>
                     </a:stretch>
@@ -14306,18 +14540,18 @@
           <wp:inline>
             <wp:extent cx="4206240" cy="3671342"/>
             <wp:effectExtent b="0" l="0" r="0" t="0"/>
-            <wp:docPr descr="Figure 11. Stage 3: FIN-PC1 logs in to FIN-SRV, but the directory listing fails in passive (“Timed out”) and active (“Ftp peer reset”) mode (T04)." title="" id="73" name="Picture"/>
+            <wp:docPr descr="Figure 11. Stage 3: FIN-PC1 logs in to FIN-SRV, but the directory listing fails in passive (“Timed out”) and active (“Ftp peer reset”) mode (T04)." title="" id="91" name="Picture"/>
             <a:graphic>
               <a:graphicData uri="http://schemas.openxmlformats.org/drawingml/2006/picture">
                 <pic:pic>
                   <pic:nvPicPr>
-                    <pic:cNvPr descr="../figures/observed/F12-stage3-T04-ftp.png" id="74" name="Picture"/>
+                    <pic:cNvPr descr="../figures/observed/F12-stage3-T04-ftp.png" id="92" name="Picture"/>
                     <pic:cNvPicPr>
                       <a:picLocks noChangeArrowheads="1" noChangeAspect="1"/>
                     </pic:cNvPicPr>
                   </pic:nvPicPr>
                   <pic:blipFill>
-                    <a:blip r:embed="rId72"/>
+                    <a:blip r:embed="rId90"/>
                     <a:stretch>
                       <a:fillRect/>
                     </a:stretch>
@@ -14565,8 +14799,8 @@
         <w:t xml:space="preserve">Many Stage 1 and Stage 3 tests have no screenshot, so their counts are small and cover different tests in each stage; percentages are therefore not compared across stages.</w:t>
       </w:r>
     </w:p>
-    <w:bookmarkEnd w:id="75"/>
-    <w:bookmarkStart w:id="76" w:name="b10.-evidence"/>
+    <w:bookmarkEnd w:id="93"/>
+    <w:bookmarkStart w:id="94" w:name="b10.-evidence"/>
     <w:p>
       <w:pPr>
         <w:pStyle w:val="Heading2"/>
@@ -14607,8 +14841,8 @@
         <w:t xml:space="preserve">, kept with the project). Figures 2–11 appear in B5 and B9. The complete set of screenshots for each stage is kept with the project files and was used to fill Table 7.</w:t>
       </w:r>
     </w:p>
-    <w:bookmarkEnd w:id="76"/>
-    <w:bookmarkStart w:id="77" w:name="b11.-conclusion-of-the-case-study"/>
+    <w:bookmarkEnd w:id="94"/>
+    <w:bookmarkStart w:id="95" w:name="b11.-conclusion-of-the-case-study"/>
     <w:p>
       <w:pPr>
         <w:pStyle w:val="Heading2"/>
@@ -14656,9 +14890,9 @@
         <w:br w:type="page"/>
       </w:r>
     </w:p>
-    <w:bookmarkEnd w:id="77"/>
-    <w:bookmarkEnd w:id="78"/>
-    <w:bookmarkStart w:id="79" w:name="part-c-alignment-and-limitations-note"/>
+    <w:bookmarkEnd w:id="95"/>
+    <w:bookmarkEnd w:id="96"/>
+    <w:bookmarkStart w:id="97" w:name="part-c-alignment-and-limitations-note"/>
     <w:p>
       <w:pPr>
         <w:pStyle w:val="Heading1"/>
@@ -15083,8 +15317,8 @@
         <w:br w:type="page"/>
       </w:r>
     </w:p>
-    <w:bookmarkEnd w:id="79"/>
-    <w:bookmarkStart w:id="80" w:name="individual-contribution-statement"/>
+    <w:bookmarkEnd w:id="97"/>
+    <w:bookmarkStart w:id="98" w:name="individual-contribution-statement"/>
     <w:p>
       <w:pPr>
         <w:pStyle w:val="Heading1"/>
@@ -15528,8 +15762,8 @@
         </w:tc>
       </w:tr>
     </w:tbl>
-    <w:bookmarkEnd w:id="80"/>
-    <w:bookmarkStart w:id="81" w:name="appendix-a-configuration-sources"/>
+    <w:bookmarkEnd w:id="98"/>
+    <w:bookmarkStart w:id="99" w:name="appendix-a-configuration-sources"/>
     <w:p>
       <w:pPr>
         <w:pStyle w:val="Heading1"/>
@@ -15953,8 +16187,8 @@
         </w:tc>
       </w:tr>
     </w:tbl>
-    <w:bookmarkEnd w:id="81"/>
-    <w:bookmarkStart w:id="85" w:name="Xd6d1d36a7b0b5db74495f591a71ef6f485a54a2"/>
+    <w:bookmarkEnd w:id="99"/>
+    <w:bookmarkStart w:id="103" w:name="Xd6d1d36a7b0b5db74495f591a71ef6f485a54a2"/>
     <w:p>
       <w:pPr>
         <w:pStyle w:val="Heading1"/>
@@ -15980,7 +16214,7 @@
         <w:t xml:space="preserve">) that was rejected. Base configuration (Stage 0) is in the repository. Each stage is applied on top of the previous one, so an ACL not listed under a stage is carried over unchanged (for example, the Stage 1 edge ACL stays in place in Stage 2).</w:t>
       </w:r>
     </w:p>
-    <w:bookmarkStart w:id="82" w:name="stage-1"/>
+    <w:bookmarkStart w:id="100" w:name="stage-1"/>
     <w:p>
       <w:pPr>
         <w:pStyle w:val="Heading2"/>
@@ -16372,8 +16606,8 @@
         <w:t xml:space="preserve"> access-class ACL-VTY in</w:t>
       </w:r>
     </w:p>
-    <w:bookmarkEnd w:id="82"/>
-    <w:bookmarkStart w:id="83" w:name="stage-2"/>
+    <w:bookmarkEnd w:id="100"/>
+    <w:bookmarkStart w:id="101" w:name="stage-2"/>
     <w:p>
       <w:pPr>
         <w:pStyle w:val="Heading2"/>
@@ -16942,8 +17176,8 @@
         <w:t xml:space="preserve"> access-class ACL-VTY in</w:t>
       </w:r>
     </w:p>
-    <w:bookmarkEnd w:id="83"/>
-    <w:bookmarkStart w:id="84" w:name="stage-3"/>
+    <w:bookmarkEnd w:id="101"/>
+    <w:bookmarkStart w:id="102" w:name="stage-3"/>
     <w:p>
       <w:pPr>
         <w:pStyle w:val="Heading2"/>
@@ -17719,8 +17953,8 @@
         <w:t xml:space="preserve"> transport input ssh</w:t>
       </w:r>
     </w:p>
-    <w:bookmarkEnd w:id="84"/>
-    <w:bookmarkEnd w:id="85"/>
+    <w:bookmarkEnd w:id="102"/>
+    <w:bookmarkEnd w:id="103"/>
     <w:sectPr>
       <w:footerReference w:type="default" r:id="rIdFooterPg"/>
       <w:pgSz w:w="11906" w:h="16838"/>

--- a/report/case-study-final.docx
+++ b/report/case-study-final.docx
@@ -279,7 +279,11 @@
             <w:pPr>
               <w:pStyle w:val="Compact"/>
               <w:keepNext/>
-            </w:pPr>
+              <w:jc w:val="left"/>
+            </w:pPr>
+            <w:r>
+              <w:t xml:space="preserve">Ping of 5</w:t>
+            </w:r>
           </w:p>
         </w:tc>
       </w:tr>

--- a/report/case-study-final.docx
+++ b/report/case-study-final.docx
@@ -521,7 +521,7 @@
               <w:jc w:val="left"/>
             </w:pPr>
             <w:r>
-              <w:t xml:space="preserve">20 October 2026</w:t>
+              <w:t xml:space="preserve">24 October 2026</w:t>
             </w:r>
           </w:p>
         </w:tc>
@@ -15313,7 +15313,7 @@
         <w:t xml:space="preserve"> </w:t>
       </w:r>
       <w:r>
-        <w:t xml:space="preserve">We use FTP in place of a database, which Packet Tracer lacks. There is no NAT or DMZ, routing is static, and a single core router has no redundancy. Server-initiated traffic is neither filtered nor tested. We ran 17 of the 26 designed test cases, and screenshots exist for all 17 in Stage 0, 4 in Stage 1, 14 in Stage 2 and 7 in Stage 3 (plus two extra tests); counts therefore describe the evidenced tests only. The misconfiguration experiments were not run, and zero-hit entries and configuration-line changes were not measured.</w:t>
+        <w:t xml:space="preserve">We use FTP in place of a database, which Packet Tracer lacks. There is no NAT or DMZ, routing is static, and a single core router has no redundancy. Server-initiated traffic is neither filtered nor tested. We ran 17 of the 26 designed test cases, and screenshots exist for all 17 in Stage 0, 4 in Stage 1, 14 in Stage 2 and 8 in Stage 3 (plus two extra tests); counts therefore describe the evidenced tests only. The misconfiguration experiments were not run, and zero-hit entries and configuration-line changes were not measured.</w:t>
       </w:r>
     </w:p>
     <w:p>

--- a/report/case-study-final.docx
+++ b/report/case-study-final.docx
@@ -489,7 +489,11 @@
             <w:pPr>
               <w:pStyle w:val="Compact"/>
               <w:keepNext/>
-            </w:pPr>
+              <w:jc w:val="left"/>
+            </w:pPr>
+            <w:r>
+              <w:t xml:space="preserve">Dr. Thiruvenkadam</w:t>
+            </w:r>
           </w:p>
         </w:tc>
       </w:tr>

--- a/report/case-study-final.docx
+++ b/report/case-study-final.docx
@@ -15341,7 +15341,7 @@
         <w:keepNext/>
       </w:pPr>
       <w:r>
-        <w:t xml:space="preserve">All five members contributed equally to one integrated project; nobody owned a separate topic. Each member led one area, reviewed another member’s work, and shared in reading the core sources, writing critical-analysis notes and preparing for the viva. The Packet Tracer build and test runs were carried out with help from ____________________ (not a team member), whose contribution we acknowledge.</w:t>
+        <w:t xml:space="preserve">All five members contributed equally to one integrated project; nobody owned a separate topic. Each member led one area, reviewed another member’s work, and shared in reading the core sources, writing critical-analysis notes and preparing for the viva.</w:t>
       </w:r>
     </w:p>
     <w:tbl>
@@ -15744,7 +15744,7 @@
               <w:jc w:val="left"/>
             </w:pPr>
             <w:r>
-              <w:t xml:space="preserve">Requirements, metrics and Part C (B1–B3, B8, Part C); final editing</w:t>
+              <w:t xml:space="preserve">Packet Tracer build and test runs for Stages 0–3 (screenshots); requirements, metrics and Part C (B1–B3, B8, Part C)</w:t>
             </w:r>
           </w:p>
         </w:tc>

--- a/report/case-study-final.docx
+++ b/report/case-study-final.docx
@@ -15352,11 +15352,10 @@
         <w:tblLook w:firstRow="1" w:lastRow="0" w:firstColumn="0" w:lastColumn="0" w:noHBand="0" w:noVBand="0" w:val="0020"/>
       </w:tblPr>
       <w:tblGrid>
-        <w:gridCol w:w="1182"/>
-        <w:gridCol w:w="1063"/>
-        <w:gridCol w:w="4255"/>
-        <w:gridCol w:w="709"/>
-        <w:gridCol w:w="709"/>
+        <w:gridCol w:w="1680"/>
+        <w:gridCol w:w="1080"/>
+        <w:gridCol w:w="4320"/>
+        <w:gridCol w:w="840"/>
       </w:tblGrid>
       <w:tr>
         <w:trPr>
@@ -15427,22 +15426,6 @@
             </w:r>
           </w:p>
         </w:tc>
-        <w:tc>
-          <w:tcPr/>
-          <w:p>
-            <w:pPr>
-              <w:pStyle w:val="Compact"/>
-              <w:keepNext/>
-              <w:jc w:val="left"/>
-            </w:pPr>
-            <w:r>
-              <w:rPr>
-                <w:b/>
-              </w:rPr>
-              <w:t xml:space="preserve">Sign</w:t>
-            </w:r>
-          </w:p>
-        </w:tc>
       </w:tr>
       <w:tr>
         <w:trPr>
@@ -15500,15 +15483,6 @@
             </w:r>
           </w:p>
         </w:tc>
-        <w:tc>
-          <w:tcPr/>
-          <w:p>
-            <w:pPr>
-              <w:pStyle w:val="Compact"/>
-              <w:keepNext/>
-            </w:pPr>
-          </w:p>
-        </w:tc>
       </w:tr>
       <w:tr>
         <w:trPr>
@@ -15566,15 +15540,6 @@
             </w:r>
           </w:p>
         </w:tc>
-        <w:tc>
-          <w:tcPr/>
-          <w:p>
-            <w:pPr>
-              <w:pStyle w:val="Compact"/>
-              <w:keepNext/>
-            </w:pPr>
-          </w:p>
-        </w:tc>
       </w:tr>
       <w:tr>
         <w:trPr>
@@ -15632,15 +15597,6 @@
             </w:r>
           </w:p>
         </w:tc>
-        <w:tc>
-          <w:tcPr/>
-          <w:p>
-            <w:pPr>
-              <w:pStyle w:val="Compact"/>
-              <w:keepNext/>
-            </w:pPr>
-          </w:p>
-        </w:tc>
       </w:tr>
       <w:tr>
         <w:trPr>
@@ -15698,15 +15654,6 @@
             </w:r>
           </w:p>
         </w:tc>
-        <w:tc>
-          <w:tcPr/>
-          <w:p>
-            <w:pPr>
-              <w:pStyle w:val="Compact"/>
-              <w:keepNext/>
-            </w:pPr>
-          </w:p>
-        </w:tc>
       </w:tr>
       <w:tr>
         <w:trPr>
@@ -15758,14 +15705,6 @@
             <w:r>
               <w:t xml:space="preserve">20%</w:t>
             </w:r>
-          </w:p>
-        </w:tc>
-        <w:tc>
-          <w:tcPr/>
-          <w:p>
-            <w:pPr>
-              <w:pStyle w:val="Compact"/>
-            </w:pPr>
           </w:p>
         </w:tc>
       </w:tr>
